--- a/TS-Kramam/TS-1.3/TS 1.3 Tamil Krama Paatam Corrections.docx
+++ b/TS-Kramam/TS-1.3/TS 1.3 Tamil Krama Paatam Corrections.docx
@@ -285,7 +285,7 @@
       </w:tblGrid>
       <w:tr>
         <w:trPr>
-          <w:trHeight w:val="1627"/>
+          <w:trHeight w:val="1188"/>
         </w:trPr>
         <w:tc>
           <w:tcPr>
@@ -304,7 +304,7 @@
               <w:rPr>
                 <w:rFonts w:eastAsia="Times New Roman" w:cs="Arial"/>
                 <w:b/>
-                <w:color w:val="000000"/>
+                <w:color w:val="EE0000"/>
                 <w:sz w:val="32"/>
                 <w:szCs w:val="36"/>
                 <w:lang w:val="en-IN" w:eastAsia="en-IN" w:bidi="ml-IN"/>
@@ -314,56 +314,12 @@
               <w:rPr>
                 <w:rFonts w:eastAsia="Times New Roman" w:cs="Arial"/>
                 <w:b/>
-                <w:color w:val="000000"/>
+                <w:color w:val="EE0000"/>
                 <w:sz w:val="32"/>
                 <w:szCs w:val="36"/>
                 <w:lang w:val="en-IN" w:eastAsia="en-IN" w:bidi="ml-IN"/>
               </w:rPr>
-              <w:t>T.S.1.3.</w:t>
-            </w:r>
-            <w:r>
-              <w:rPr>
-                <w:rFonts w:eastAsia="Times New Roman" w:cs="Arial"/>
-                <w:b/>
-                <w:color w:val="000000"/>
-                <w:sz w:val="32"/>
-                <w:szCs w:val="36"/>
-                <w:lang w:val="en-IN" w:eastAsia="en-IN" w:bidi="ml-IN"/>
-              </w:rPr>
-              <w:t>10</w:t>
-            </w:r>
-            <w:r>
-              <w:rPr>
-                <w:rFonts w:eastAsia="Times New Roman" w:cs="Arial"/>
-                <w:b/>
-                <w:color w:val="000000"/>
-                <w:sz w:val="32"/>
-                <w:szCs w:val="36"/>
-                <w:lang w:val="en-IN" w:eastAsia="en-IN" w:bidi="ml-IN"/>
-              </w:rPr>
-              <w:t>.</w:t>
-            </w:r>
-            <w:r>
-              <w:rPr>
-                <w:rFonts w:eastAsia="Times New Roman" w:cs="Arial"/>
-                <w:b/>
-                <w:color w:val="000000"/>
-                <w:sz w:val="32"/>
-                <w:szCs w:val="36"/>
-                <w:lang w:val="en-IN" w:eastAsia="en-IN" w:bidi="ml-IN"/>
-              </w:rPr>
-              <w:t>2</w:t>
-            </w:r>
-            <w:r>
-              <w:rPr>
-                <w:rFonts w:eastAsia="Times New Roman" w:cs="Arial"/>
-                <w:b/>
-                <w:color w:val="000000"/>
-                <w:sz w:val="32"/>
-                <w:szCs w:val="36"/>
-                <w:lang w:val="en-IN" w:eastAsia="en-IN" w:bidi="ml-IN"/>
-              </w:rPr>
-              <w:t xml:space="preserve"> - Kramam</w:t>
+              <w:t>T.S.1.3.9.2 - Kramam</w:t>
             </w:r>
           </w:p>
           <w:p>
@@ -377,6 +333,7 @@
                 <w:rFonts w:cs="Arial"/>
                 <w:b/>
                 <w:bCs/>
+                <w:color w:val="EE0000"/>
                 <w:sz w:val="32"/>
                 <w:szCs w:val="40"/>
                 <w:lang w:bidi="ml-IN"/>
@@ -387,62 +344,44 @@
                 <w:rFonts w:cs="Arial"/>
                 <w:b/>
                 <w:bCs/>
+                <w:color w:val="EE0000"/>
                 <w:sz w:val="32"/>
                 <w:szCs w:val="40"/>
                 <w:lang w:bidi="ml-IN"/>
               </w:rPr>
-              <w:t>Krama Vaakyam No. 3</w:t>
+              <w:t>Krama Vaakyam No. 8</w:t>
             </w:r>
           </w:p>
           <w:p>
             <w:pPr>
               <w:widowControl w:val="0"/>
+              <w:tabs>
+                <w:tab w:val="left" w:pos="993"/>
+              </w:tabs>
               <w:autoSpaceDE w:val="0"/>
               <w:autoSpaceDN w:val="0"/>
               <w:adjustRightInd w:val="0"/>
               <w:spacing w:before="0" w:line="240" w:lineRule="auto"/>
               <w:rPr>
+                <w:rFonts w:eastAsia="Times New Roman" w:cs="Arial"/>
+                <w:b/>
+                <w:color w:val="EE0000"/>
+                <w:sz w:val="32"/>
+                <w:szCs w:val="36"/>
+                <w:lang w:val="en-IN" w:eastAsia="en-IN" w:bidi="ml-IN"/>
+              </w:rPr>
+            </w:pPr>
+            <w:r>
+              <w:rPr>
                 <w:rFonts w:cs="Arial"/>
-                <w:bCs/>
-                <w:sz w:val="36"/>
-                <w:szCs w:val="36"/>
-                <w:lang w:bidi="ml-IN"/>
-              </w:rPr>
-            </w:pPr>
-            <w:proofErr w:type="spellStart"/>
-            <w:r>
-              <w:rPr>
-                <w:rFonts w:cs="Arial"/>
-                <w:b/>
-                <w:bCs/>
+                <w:b/>
+                <w:bCs/>
+                <w:color w:val="EE0000"/>
                 <w:sz w:val="32"/>
                 <w:szCs w:val="40"/>
                 <w:lang w:bidi="ml-IN"/>
               </w:rPr>
-              <w:t>Panchaati</w:t>
-            </w:r>
-            <w:proofErr w:type="spellEnd"/>
-            <w:r>
-              <w:rPr>
-                <w:rFonts w:cs="Arial"/>
-                <w:b/>
-                <w:bCs/>
-                <w:sz w:val="32"/>
-                <w:szCs w:val="40"/>
-                <w:lang w:bidi="ml-IN"/>
-              </w:rPr>
-              <w:t xml:space="preserve"> No.</w:t>
-            </w:r>
-            <w:r>
-              <w:rPr>
-                <w:rFonts w:cs="Arial"/>
-                <w:b/>
-                <w:bCs/>
-                <w:sz w:val="32"/>
-                <w:szCs w:val="40"/>
-                <w:lang w:bidi="ml-IN"/>
-              </w:rPr>
-              <w:t xml:space="preserve"> 19</w:t>
+              <w:t>Panchaati No. 17</w:t>
             </w:r>
           </w:p>
         </w:tc>
@@ -458,18 +397,139 @@
               <w:adjustRightInd w:val="0"/>
               <w:spacing w:before="0" w:line="240" w:lineRule="auto"/>
               <w:rPr>
-                <w:rFonts w:ascii="BRH Devanagari Extra" w:hAnsi="BRH Devanagari Extra" w:cs="BRH Devanagari Extra"/>
-                <w:color w:val="000000"/>
-                <w:sz w:val="36"/>
+                <w:rFonts w:ascii="BRH Malayalam Extra" w:eastAsia="Times New Roman" w:hAnsi="BRH Malayalam Extra" w:cs="BRH Malayalam Extra"/>
+                <w:color w:val="EE0000"/>
+                <w:sz w:val="40"/>
                 <w:szCs w:val="40"/>
-                <w:lang w:bidi="ml-IN"/>
+                <w:lang w:eastAsia="en-IN" w:bidi="ml-IN"/>
               </w:rPr>
             </w:pPr>
             <w:r>
               <w:rPr>
                 <w:rFonts w:ascii="Latha" w:hAnsi="Latha" w:cs="Latha"/>
-                <w:sz w:val="28"/>
-                <w:szCs w:val="28"/>
+                <w:color w:val="EE0000"/>
+                <w:szCs w:val="24"/>
+                <w:cs/>
+                <w:lang w:bidi="ta-IN"/>
+              </w:rPr>
+              <w:t>அஹோ</w:t>
+            </w:r>
+            <w:r>
+              <w:rPr>
+                <w:rFonts w:ascii="BRH Tamil Tab Extra" w:hAnsi="BRH Tamil Tab Extra" w:cs="Latha"/>
+                <w:b/>
+                <w:color w:val="EE0000"/>
+                <w:sz w:val="32"/>
+                <w:szCs w:val="24"/>
+                <w:lang w:bidi="ta-IN"/>
+              </w:rPr>
+              <w:t>‡</w:t>
+            </w:r>
+            <w:r>
+              <w:rPr>
+                <w:rFonts w:ascii="Latha" w:hAnsi="Latha" w:cs="Latha"/>
+                <w:color w:val="EE0000"/>
+                <w:szCs w:val="24"/>
+                <w:cs/>
+                <w:lang w:bidi="ta-IN"/>
+              </w:rPr>
+              <w:t>ப்</w:t>
+            </w:r>
+            <w:r>
+              <w:rPr>
+                <w:rFonts w:ascii="Latha" w:hAnsi="Latha" w:cs="Latha"/>
+                <w:b/>
+                <w:bCs/>
+                <w:color w:val="EE0000"/>
+                <w:position w:val="-12"/>
+                <w:szCs w:val="24"/>
+                <w:cs/>
+                <w:lang w:bidi="ta-IN"/>
+              </w:rPr>
+              <w:t>4</w:t>
+            </w:r>
+            <w:r>
+              <w:rPr>
+                <w:rFonts w:ascii="Latha" w:hAnsi="Latha" w:cs="Latha"/>
+                <w:color w:val="EE0000"/>
+                <w:szCs w:val="24"/>
+                <w:cs/>
+                <w:lang w:bidi="ta-IN"/>
+              </w:rPr>
+              <w:t>யா</w:t>
+            </w:r>
+            <w:r>
+              <w:rPr>
+                <w:rFonts w:ascii="BRH Tamil Tab Extra" w:hAnsi="BRH Tamil Tab Extra" w:cs="Latha"/>
+                <w:b/>
+                <w:color w:val="EE0000"/>
+                <w:sz w:val="28"/>
+                <w:szCs w:val="24"/>
+                <w:lang w:bidi="ta-IN"/>
+              </w:rPr>
+              <w:t>…</w:t>
+            </w:r>
+            <w:r>
+              <w:rPr>
+                <w:rFonts w:ascii="Latha" w:hAnsi="Latha" w:cs="Latha"/>
+                <w:color w:val="EE0000"/>
+                <w:szCs w:val="24"/>
+                <w:cs/>
+                <w:lang w:bidi="ta-IN"/>
+              </w:rPr>
+              <w:t>மித்</w:t>
+            </w:r>
+            <w:r>
+              <w:rPr>
+                <w:rFonts w:ascii="Latha" w:hAnsi="Latha" w:cs="Latha"/>
+                <w:color w:val="EE0000"/>
+                <w:szCs w:val="24"/>
+                <w:highlight w:val="yellow"/>
+                <w:cs/>
+                <w:lang w:bidi="ta-IN"/>
+              </w:rPr>
+              <w:t>ய</w:t>
+            </w:r>
+            <w:r>
+              <w:rPr>
+                <w:rFonts w:ascii="BRH Tamil Tab Extra" w:hAnsi="BRH Tamil Tab Extra" w:cs="Latha"/>
+                <w:b/>
+                <w:color w:val="EE0000"/>
+                <w:sz w:val="32"/>
+                <w:szCs w:val="24"/>
+                <w:lang w:bidi="ta-IN"/>
+              </w:rPr>
+              <w:t>†</w:t>
+            </w:r>
+            <w:r>
+              <w:rPr>
+                <w:rFonts w:ascii="Latha" w:hAnsi="Latha" w:cs="Latha"/>
+                <w:color w:val="EE0000"/>
+                <w:szCs w:val="24"/>
+                <w:cs/>
+                <w:lang w:bidi="ta-IN"/>
+              </w:rPr>
+              <w:t>ஹ</w:t>
+            </w:r>
+            <w:r>
+              <w:rPr>
+                <w:rFonts w:ascii="Latha" w:hAnsi="Latha" w:cs="Latha"/>
+                <w:b/>
+                <w:bCs/>
+                <w:color w:val="EE0000"/>
+                <w:sz w:val="28"/>
+                <w:szCs w:val="28"/>
+                <w:cs/>
+                <w:lang w:bidi="ta-IN"/>
+              </w:rPr>
+              <w:t>:</w:t>
+            </w:r>
+            <w:r>
+              <w:rPr>
+                <w:rFonts w:ascii="Latha" w:hAnsi="Latha" w:cs="Latha"/>
+                <w:color w:val="EE0000"/>
+                <w:szCs w:val="24"/>
+                <w:cs/>
                 <w:lang w:bidi="ta-IN"/>
               </w:rPr>
               <w:t xml:space="preserve"> </w:t>
@@ -477,21 +537,30 @@
             <w:r>
               <w:rPr>
                 <w:rFonts w:ascii="Latha" w:hAnsi="Latha" w:cs="Latha"/>
-                <w:sz w:val="28"/>
-                <w:szCs w:val="28"/>
-                <w:cs/>
-                <w:lang w:bidi="ta-IN"/>
-              </w:rPr>
-              <w:t>த்</w:t>
-            </w:r>
-            <w:r>
-              <w:rPr>
-                <w:rFonts w:ascii="Latha" w:hAnsi="Latha" w:cs="Latha"/>
-                <w:b/>
-                <w:bCs/>
+                <w:color w:val="EE0000"/>
+                <w:szCs w:val="24"/>
+                <w:lang w:bidi="ta-IN"/>
+              </w:rPr>
+              <w:t xml:space="preserve">- </w:t>
+            </w:r>
+            <w:r>
+              <w:rPr>
+                <w:rFonts w:ascii="Latha" w:hAnsi="Latha" w:cs="Latha"/>
+                <w:color w:val="EE0000"/>
+                <w:szCs w:val="24"/>
+                <w:cs/>
+                <w:lang w:bidi="ta-IN"/>
+              </w:rPr>
+              <w:t>ப்</w:t>
+            </w:r>
+            <w:r>
+              <w:rPr>
+                <w:rFonts w:ascii="Latha" w:hAnsi="Latha" w:cs="Latha"/>
+                <w:b/>
+                <w:bCs/>
+                <w:color w:val="EE0000"/>
                 <w:position w:val="-12"/>
-                <w:sz w:val="28"/>
-                <w:szCs w:val="28"/>
+                <w:szCs w:val="24"/>
                 <w:cs/>
                 <w:lang w:bidi="ta-IN"/>
               </w:rPr>
@@ -500,48 +569,20 @@
             <w:r>
               <w:rPr>
                 <w:rFonts w:ascii="Latha" w:hAnsi="Latha" w:cs="Latha"/>
-                <w:sz w:val="28"/>
-                <w:szCs w:val="28"/>
-                <w:cs/>
-                <w:lang w:bidi="ta-IN"/>
-              </w:rPr>
-              <w:t>ரஜ்யை</w:t>
-            </w:r>
-            <w:r>
-              <w:rPr>
-                <w:rFonts w:ascii="BRH Tamil Tab Extra" w:hAnsi="BRH Tamil Tab Extra" w:cs="Latha"/>
-                <w:b/>
-                <w:sz w:val="36"/>
-                <w:szCs w:val="28"/>
-                <w:lang w:bidi="ta-IN"/>
-              </w:rPr>
-              <w:t>†</w:t>
-            </w:r>
-            <w:r>
-              <w:rPr>
-                <w:rFonts w:ascii="Latha" w:hAnsi="Latha" w:cs="Latha"/>
-                <w:sz w:val="28"/>
-                <w:szCs w:val="28"/>
-                <w:lang w:bidi="ta-IN"/>
-              </w:rPr>
-              <w:t xml:space="preserve"> </w:t>
-            </w:r>
-            <w:r>
-              <w:rPr>
-                <w:rFonts w:ascii="Latha" w:hAnsi="Latha" w:cs="Latha"/>
-                <w:sz w:val="28"/>
-                <w:szCs w:val="28"/>
-                <w:cs/>
-                <w:lang w:bidi="ta-IN"/>
-              </w:rPr>
-              <w:t>பூ</w:t>
-            </w:r>
-            <w:r>
-              <w:rPr>
-                <w:rFonts w:ascii="BRH Tamil Tab Extra" w:hAnsi="BRH Tamil Tab Extra" w:cs="Latha"/>
-                <w:b/>
-                <w:sz w:val="32"/>
-                <w:szCs w:val="28"/>
+                <w:color w:val="EE0000"/>
+                <w:szCs w:val="24"/>
+                <w:cs/>
+                <w:lang w:bidi="ta-IN"/>
+              </w:rPr>
+              <w:t>யா</w:t>
+            </w:r>
+            <w:r>
+              <w:rPr>
+                <w:rFonts w:ascii="BRH Tamil Tab Extra" w:hAnsi="BRH Tamil Tab Extra" w:cs="Latha"/>
+                <w:b/>
+                <w:color w:val="EE0000"/>
+                <w:sz w:val="28"/>
+                <w:szCs w:val="24"/>
                 <w:lang w:bidi="ta-IN"/>
               </w:rPr>
               <w:t>…</w:t>
@@ -549,123 +590,21 @@
             <w:r>
               <w:rPr>
                 <w:rFonts w:ascii="Latha" w:hAnsi="Latha" w:cs="Latha"/>
-                <w:sz w:val="28"/>
-                <w:szCs w:val="28"/>
-                <w:cs/>
-                <w:lang w:bidi="ta-IN"/>
-              </w:rPr>
-              <w:t>ஷ்ண</w:t>
-            </w:r>
-            <w:r>
-              <w:rPr>
-                <w:rFonts w:ascii="Latha" w:hAnsi="Latha" w:cs="Latha"/>
-                <w:b/>
-                <w:bCs/>
-                <w:sz w:val="32"/>
-                <w:szCs w:val="32"/>
-                <w:cs/>
-                <w:lang w:bidi="ta-IN"/>
-              </w:rPr>
-              <w:t>:</w:t>
-            </w:r>
-            <w:r>
-              <w:rPr>
-                <w:rFonts w:ascii="Latha" w:hAnsi="Latha" w:cs="Latha"/>
-                <w:sz w:val="28"/>
-                <w:szCs w:val="28"/>
-                <w:cs/>
-                <w:lang w:bidi="ta-IN"/>
-              </w:rPr>
-              <w:t xml:space="preserve"> </w:t>
-            </w:r>
-            <w:r>
-              <w:rPr>
-                <w:rFonts w:ascii="Latha" w:hAnsi="Latha" w:cs="Latha"/>
-                <w:sz w:val="28"/>
-                <w:szCs w:val="28"/>
-                <w:lang w:bidi="ta-IN"/>
-              </w:rPr>
-              <w:t xml:space="preserve">| </w:t>
-            </w:r>
-            <w:r>
-              <w:rPr>
-                <w:rFonts w:ascii="Latha" w:hAnsi="Latha" w:cs="Latha"/>
-                <w:sz w:val="28"/>
-                <w:szCs w:val="28"/>
-                <w:cs/>
-                <w:lang w:bidi="ta-IN"/>
-              </w:rPr>
-              <w:t>பூ</w:t>
-            </w:r>
-            <w:r>
-              <w:rPr>
-                <w:rFonts w:ascii="BRH Tamil Tab Extra" w:hAnsi="BRH Tamil Tab Extra" w:cs="Latha"/>
-                <w:b/>
-                <w:sz w:val="32"/>
-                <w:szCs w:val="28"/>
-                <w:lang w:bidi="ta-IN"/>
-              </w:rPr>
-              <w:t>…</w:t>
-            </w:r>
-            <w:r>
-              <w:rPr>
-                <w:rFonts w:ascii="Latha" w:hAnsi="Latha" w:cs="Latha"/>
-                <w:sz w:val="28"/>
-                <w:szCs w:val="28"/>
-                <w:cs/>
-                <w:lang w:bidi="ta-IN"/>
-              </w:rPr>
-              <w:t>ஷ்ணோ ர</w:t>
-            </w:r>
-            <w:r>
-              <w:rPr>
-                <w:rFonts w:ascii="BRH Devanagari Extra" w:hAnsi="BRH Devanagari Extra" w:cs="Latha"/>
-                <w:b/>
-                <w:sz w:val="36"/>
-                <w:szCs w:val="28"/>
-                <w:lang w:bidi="ta-IN"/>
-              </w:rPr>
-              <w:t>ò</w:t>
-            </w:r>
-            <w:r>
-              <w:rPr>
-                <w:rFonts w:ascii="Latha" w:hAnsi="Latha" w:cs="Latha"/>
-                <w:sz w:val="28"/>
-                <w:szCs w:val="28"/>
-                <w:cs/>
-                <w:lang w:bidi="ta-IN"/>
-              </w:rPr>
-              <w:t>ஹ்</w:t>
-            </w:r>
-            <w:r>
-              <w:rPr>
-                <w:rFonts w:ascii="Latha" w:hAnsi="Latha" w:cs="Latha"/>
-                <w:sz w:val="28"/>
-                <w:szCs w:val="28"/>
-                <w:highlight w:val="yellow"/>
-                <w:cs/>
-                <w:lang w:bidi="ta-IN"/>
-              </w:rPr>
-              <w:t>யே</w:t>
-            </w:r>
-            <w:r>
-              <w:rPr>
-                <w:rFonts w:ascii="BRH Tamil Tab Extra" w:hAnsi="BRH Tamil Tab Extra" w:cs="Latha"/>
-                <w:b/>
-                <w:sz w:val="36"/>
-                <w:szCs w:val="28"/>
-                <w:lang w:bidi="ta-IN"/>
-              </w:rPr>
-              <w:t>‡</w:t>
-            </w:r>
-            <w:r>
-              <w:rPr>
-                <w:rFonts w:ascii="Latha" w:hAnsi="Latha" w:cs="Latha"/>
-                <w:sz w:val="28"/>
-                <w:szCs w:val="28"/>
-                <w:lang w:bidi="ta-IN"/>
-              </w:rPr>
-              <w:t xml:space="preserve"> |</w:t>
+                <w:color w:val="EE0000"/>
+                <w:szCs w:val="24"/>
+                <w:cs/>
+                <w:lang w:bidi="ta-IN"/>
+              </w:rPr>
+              <w:t xml:space="preserve">ம் </w:t>
+            </w:r>
+            <w:r>
+              <w:rPr>
+                <w:rFonts w:ascii="Latha" w:hAnsi="Latha" w:cs="Latha"/>
+                <w:color w:val="EE0000"/>
+                <w:szCs w:val="24"/>
+                <w:lang w:bidi="ta-IN"/>
+              </w:rPr>
+              <w:t>|</w:t>
             </w:r>
           </w:p>
         </w:tc>
@@ -676,35 +615,60 @@
           <w:p>
             <w:pPr>
               <w:widowControl w:val="0"/>
+              <w:tabs>
+                <w:tab w:val="right" w:pos="5029"/>
+              </w:tabs>
               <w:autoSpaceDE w:val="0"/>
               <w:autoSpaceDN w:val="0"/>
               <w:adjustRightInd w:val="0"/>
               <w:spacing w:before="0" w:line="240" w:lineRule="auto"/>
               <w:rPr>
-                <w:rFonts w:ascii="Latha" w:hAnsi="Latha" w:cs="Latha"/>
-                <w:sz w:val="28"/>
-                <w:szCs w:val="28"/>
-                <w:lang w:bidi="ta-IN"/>
+                <w:rFonts w:ascii="BRH Malayalam Extra" w:eastAsia="Times New Roman" w:hAnsi="BRH Malayalam Extra" w:cs="BRH Malayalam Extra"/>
+                <w:color w:val="EE0000"/>
+                <w:sz w:val="40"/>
+                <w:szCs w:val="40"/>
+                <w:lang w:eastAsia="en-IN" w:bidi="ml-IN"/>
               </w:rPr>
             </w:pPr>
             <w:r>
               <w:rPr>
                 <w:rFonts w:ascii="Latha" w:hAnsi="Latha" w:cs="Latha"/>
-                <w:sz w:val="28"/>
-                <w:szCs w:val="28"/>
-                <w:cs/>
-                <w:lang w:bidi="ta-IN"/>
-              </w:rPr>
-              <w:t>த்</w:t>
-            </w:r>
-            <w:r>
-              <w:rPr>
-                <w:rFonts w:ascii="Latha" w:hAnsi="Latha" w:cs="Latha"/>
-                <w:b/>
-                <w:bCs/>
+                <w:color w:val="EE0000"/>
+                <w:szCs w:val="24"/>
+                <w:cs/>
+                <w:lang w:bidi="ta-IN"/>
+              </w:rPr>
+              <w:t>அஹோ</w:t>
+            </w:r>
+            <w:r>
+              <w:rPr>
+                <w:rFonts w:ascii="BRH Tamil Tab Extra" w:hAnsi="BRH Tamil Tab Extra" w:cs="Latha"/>
+                <w:b/>
+                <w:color w:val="EE0000"/>
+                <w:sz w:val="32"/>
+                <w:szCs w:val="24"/>
+                <w:lang w:bidi="ta-IN"/>
+              </w:rPr>
+              <w:t>‡</w:t>
+            </w:r>
+            <w:r>
+              <w:rPr>
+                <w:rFonts w:ascii="Latha" w:hAnsi="Latha" w:cs="Latha"/>
+                <w:color w:val="EE0000"/>
+                <w:szCs w:val="24"/>
+                <w:cs/>
+                <w:lang w:bidi="ta-IN"/>
+              </w:rPr>
+              <w:t>ப்</w:t>
+            </w:r>
+            <w:r>
+              <w:rPr>
+                <w:rFonts w:ascii="Latha" w:hAnsi="Latha" w:cs="Latha"/>
+                <w:b/>
+                <w:bCs/>
+                <w:color w:val="EE0000"/>
                 <w:position w:val="-12"/>
-                <w:sz w:val="28"/>
-                <w:szCs w:val="28"/>
+                <w:szCs w:val="24"/>
                 <w:cs/>
                 <w:lang w:bidi="ta-IN"/>
               </w:rPr>
@@ -713,19 +677,52 @@
             <w:r>
               <w:rPr>
                 <w:rFonts w:ascii="Latha" w:hAnsi="Latha" w:cs="Latha"/>
-                <w:sz w:val="28"/>
-                <w:szCs w:val="28"/>
-                <w:cs/>
-                <w:lang w:bidi="ta-IN"/>
-              </w:rPr>
-              <w:t>ரஜ்யை</w:t>
-            </w:r>
-            <w:r>
-              <w:rPr>
-                <w:rFonts w:ascii="BRH Tamil Tab Extra" w:hAnsi="BRH Tamil Tab Extra" w:cs="Latha"/>
-                <w:b/>
-                <w:sz w:val="36"/>
-                <w:szCs w:val="28"/>
+                <w:color w:val="EE0000"/>
+                <w:szCs w:val="24"/>
+                <w:cs/>
+                <w:lang w:bidi="ta-IN"/>
+              </w:rPr>
+              <w:t>யா</w:t>
+            </w:r>
+            <w:r>
+              <w:rPr>
+                <w:rFonts w:ascii="BRH Tamil Tab Extra" w:hAnsi="BRH Tamil Tab Extra" w:cs="Latha"/>
+                <w:b/>
+                <w:color w:val="EE0000"/>
+                <w:sz w:val="28"/>
+                <w:szCs w:val="24"/>
+                <w:lang w:bidi="ta-IN"/>
+              </w:rPr>
+              <w:t>…</w:t>
+            </w:r>
+            <w:r>
+              <w:rPr>
+                <w:rFonts w:ascii="Latha" w:hAnsi="Latha" w:cs="Latha"/>
+                <w:color w:val="EE0000"/>
+                <w:szCs w:val="24"/>
+                <w:cs/>
+                <w:lang w:bidi="ta-IN"/>
+              </w:rPr>
+              <w:t>மித்ய</w:t>
+            </w:r>
+            <w:r>
+              <w:rPr>
+                <w:rFonts w:ascii="Latha" w:hAnsi="Latha" w:cs="Latha"/>
+                <w:color w:val="EE0000"/>
+                <w:szCs w:val="24"/>
+                <w:highlight w:val="green"/>
+                <w:cs/>
+                <w:lang w:bidi="ta-IN"/>
+              </w:rPr>
+              <w:t>ஹ</w:t>
+            </w:r>
+            <w:r>
+              <w:rPr>
+                <w:rFonts w:ascii="BRH Tamil Tab Extra" w:hAnsi="BRH Tamil Tab Extra" w:cs="Latha"/>
+                <w:b/>
+                <w:color w:val="EE0000"/>
+                <w:sz w:val="32"/>
+                <w:szCs w:val="24"/>
                 <w:lang w:bidi="ta-IN"/>
               </w:rPr>
               <w:t>†</w:t>
@@ -733,8 +730,22 @@
             <w:r>
               <w:rPr>
                 <w:rFonts w:ascii="Latha" w:hAnsi="Latha" w:cs="Latha"/>
-                <w:sz w:val="28"/>
-                <w:szCs w:val="28"/>
+                <w:b/>
+                <w:bCs/>
+                <w:color w:val="EE0000"/>
+                <w:sz w:val="28"/>
+                <w:szCs w:val="28"/>
+                <w:cs/>
+                <w:lang w:bidi="ta-IN"/>
+              </w:rPr>
+              <w:t>:</w:t>
+            </w:r>
+            <w:r>
+              <w:rPr>
+                <w:rFonts w:ascii="Latha" w:hAnsi="Latha" w:cs="Latha"/>
+                <w:color w:val="EE0000"/>
+                <w:szCs w:val="24"/>
+                <w:cs/>
                 <w:lang w:bidi="ta-IN"/>
               </w:rPr>
               <w:t xml:space="preserve"> </w:t>
@@ -742,19 +753,52 @@
             <w:r>
               <w:rPr>
                 <w:rFonts w:ascii="Latha" w:hAnsi="Latha" w:cs="Latha"/>
-                <w:sz w:val="28"/>
-                <w:szCs w:val="28"/>
-                <w:cs/>
-                <w:lang w:bidi="ta-IN"/>
-              </w:rPr>
-              <w:t>பூ</w:t>
-            </w:r>
-            <w:r>
-              <w:rPr>
-                <w:rFonts w:ascii="BRH Tamil Tab Extra" w:hAnsi="BRH Tamil Tab Extra" w:cs="Latha"/>
-                <w:b/>
-                <w:sz w:val="32"/>
-                <w:szCs w:val="28"/>
+                <w:color w:val="EE0000"/>
+                <w:szCs w:val="24"/>
+                <w:lang w:bidi="ta-IN"/>
+              </w:rPr>
+              <w:t xml:space="preserve">- </w:t>
+            </w:r>
+            <w:r>
+              <w:rPr>
+                <w:rFonts w:ascii="Latha" w:hAnsi="Latha" w:cs="Latha"/>
+                <w:color w:val="EE0000"/>
+                <w:szCs w:val="24"/>
+                <w:cs/>
+                <w:lang w:bidi="ta-IN"/>
+              </w:rPr>
+              <w:t>ப்</w:t>
+            </w:r>
+            <w:r>
+              <w:rPr>
+                <w:rFonts w:ascii="Latha" w:hAnsi="Latha" w:cs="Latha"/>
+                <w:b/>
+                <w:bCs/>
+                <w:color w:val="EE0000"/>
+                <w:position w:val="-12"/>
+                <w:szCs w:val="24"/>
+                <w:cs/>
+                <w:lang w:bidi="ta-IN"/>
+              </w:rPr>
+              <w:t>4</w:t>
+            </w:r>
+            <w:r>
+              <w:rPr>
+                <w:rFonts w:ascii="Latha" w:hAnsi="Latha" w:cs="Latha"/>
+                <w:color w:val="EE0000"/>
+                <w:szCs w:val="24"/>
+                <w:cs/>
+                <w:lang w:bidi="ta-IN"/>
+              </w:rPr>
+              <w:t>யா</w:t>
+            </w:r>
+            <w:r>
+              <w:rPr>
+                <w:rFonts w:ascii="BRH Tamil Tab Extra" w:hAnsi="BRH Tamil Tab Extra" w:cs="Latha"/>
+                <w:b/>
+                <w:color w:val="EE0000"/>
+                <w:sz w:val="28"/>
+                <w:szCs w:val="24"/>
                 <w:lang w:bidi="ta-IN"/>
               </w:rPr>
               <w:t>…</w:t>
@@ -762,146 +806,28 @@
             <w:r>
               <w:rPr>
                 <w:rFonts w:ascii="Latha" w:hAnsi="Latha" w:cs="Latha"/>
-                <w:sz w:val="28"/>
-                <w:szCs w:val="28"/>
-                <w:cs/>
-                <w:lang w:bidi="ta-IN"/>
-              </w:rPr>
-              <w:t>ஷ்ண</w:t>
-            </w:r>
-            <w:r>
-              <w:rPr>
-                <w:rFonts w:ascii="Latha" w:hAnsi="Latha" w:cs="Latha"/>
-                <w:b/>
-                <w:bCs/>
-                <w:sz w:val="32"/>
-                <w:szCs w:val="32"/>
-                <w:cs/>
-                <w:lang w:bidi="ta-IN"/>
-              </w:rPr>
-              <w:t>:</w:t>
-            </w:r>
-            <w:r>
-              <w:rPr>
-                <w:rFonts w:ascii="Latha" w:hAnsi="Latha" w:cs="Latha"/>
-                <w:sz w:val="28"/>
-                <w:szCs w:val="28"/>
-                <w:cs/>
-                <w:lang w:bidi="ta-IN"/>
-              </w:rPr>
-              <w:t xml:space="preserve"> </w:t>
-            </w:r>
-            <w:r>
-              <w:rPr>
-                <w:rFonts w:ascii="Latha" w:hAnsi="Latha" w:cs="Latha"/>
-                <w:sz w:val="28"/>
-                <w:szCs w:val="28"/>
-                <w:lang w:bidi="ta-IN"/>
-              </w:rPr>
-              <w:t xml:space="preserve">| </w:t>
-            </w:r>
-          </w:p>
-          <w:p>
-            <w:pPr>
-              <w:widowControl w:val="0"/>
-              <w:autoSpaceDE w:val="0"/>
-              <w:autoSpaceDN w:val="0"/>
-              <w:adjustRightInd w:val="0"/>
-              <w:spacing w:before="0" w:line="240" w:lineRule="auto"/>
-              <w:rPr>
-                <w:rFonts w:ascii="BRH Devanagari Extra" w:hAnsi="BRH Devanagari Extra" w:cs="BRH Devanagari Extra"/>
-                <w:color w:val="000000"/>
-                <w:sz w:val="36"/>
-                <w:szCs w:val="40"/>
-                <w:lang w:bidi="ml-IN"/>
-              </w:rPr>
-            </w:pPr>
-            <w:r>
-              <w:rPr>
-                <w:rFonts w:ascii="Latha" w:hAnsi="Latha" w:cs="Latha"/>
-                <w:sz w:val="28"/>
-                <w:szCs w:val="28"/>
-                <w:cs/>
-                <w:lang w:bidi="ta-IN"/>
-              </w:rPr>
-              <w:t>பூ</w:t>
-            </w:r>
-            <w:r>
-              <w:rPr>
-                <w:rFonts w:ascii="BRH Tamil Tab Extra" w:hAnsi="BRH Tamil Tab Extra" w:cs="Latha"/>
-                <w:b/>
-                <w:sz w:val="32"/>
-                <w:szCs w:val="28"/>
-                <w:lang w:bidi="ta-IN"/>
-              </w:rPr>
-              <w:t>…</w:t>
-            </w:r>
-            <w:r>
-              <w:rPr>
-                <w:rFonts w:ascii="Latha" w:hAnsi="Latha" w:cs="Latha"/>
-                <w:sz w:val="28"/>
-                <w:szCs w:val="28"/>
-                <w:cs/>
-                <w:lang w:bidi="ta-IN"/>
-              </w:rPr>
-              <w:t>ஷ்ணோ ர</w:t>
-            </w:r>
-            <w:r>
-              <w:rPr>
-                <w:rFonts w:ascii="BRH Devanagari Extra" w:hAnsi="BRH Devanagari Extra" w:cs="Latha"/>
-                <w:b/>
-                <w:sz w:val="36"/>
-                <w:szCs w:val="28"/>
-                <w:lang w:bidi="ta-IN"/>
-              </w:rPr>
-              <w:t>ò</w:t>
-            </w:r>
-            <w:r>
-              <w:rPr>
-                <w:rFonts w:ascii="Latha" w:hAnsi="Latha" w:cs="Latha"/>
-                <w:sz w:val="28"/>
-                <w:szCs w:val="28"/>
-                <w:cs/>
-                <w:lang w:bidi="ta-IN"/>
-              </w:rPr>
-              <w:t>ஹ்</w:t>
-            </w:r>
-            <w:r>
-              <w:rPr>
-                <w:rFonts w:ascii="Latha" w:hAnsi="Latha" w:cs="Latha"/>
-                <w:sz w:val="28"/>
-                <w:szCs w:val="28"/>
-                <w:highlight w:val="green"/>
-                <w:cs/>
-                <w:lang w:bidi="ta-IN"/>
-              </w:rPr>
-              <w:t>யை</w:t>
-            </w:r>
-            <w:r>
-              <w:rPr>
-                <w:rFonts w:ascii="BRH Tamil Tab Extra" w:hAnsi="BRH Tamil Tab Extra" w:cs="Latha"/>
-                <w:b/>
-                <w:sz w:val="36"/>
-                <w:szCs w:val="28"/>
-                <w:lang w:bidi="ta-IN"/>
-              </w:rPr>
-              <w:t>‡</w:t>
-            </w:r>
-            <w:r>
-              <w:rPr>
-                <w:rFonts w:ascii="Latha" w:hAnsi="Latha" w:cs="Latha"/>
-                <w:sz w:val="28"/>
-                <w:szCs w:val="28"/>
-                <w:lang w:bidi="ta-IN"/>
-              </w:rPr>
-              <w:t xml:space="preserve"> |</w:t>
+                <w:color w:val="EE0000"/>
+                <w:szCs w:val="24"/>
+                <w:cs/>
+                <w:lang w:bidi="ta-IN"/>
+              </w:rPr>
+              <w:t xml:space="preserve">ம் </w:t>
+            </w:r>
+            <w:r>
+              <w:rPr>
+                <w:rFonts w:ascii="Latha" w:hAnsi="Latha" w:cs="Latha"/>
+                <w:color w:val="EE0000"/>
+                <w:szCs w:val="24"/>
+                <w:lang w:bidi="ta-IN"/>
+              </w:rPr>
+              <w:t>|</w:t>
             </w:r>
           </w:p>
         </w:tc>
       </w:tr>
       <w:tr>
         <w:trPr>
-          <w:trHeight w:val="2537"/>
+          <w:trHeight w:val="1501"/>
         </w:trPr>
         <w:tc>
           <w:tcPr>
@@ -946,7 +872,7 @@
                 <w:szCs w:val="36"/>
                 <w:lang w:val="en-IN" w:eastAsia="en-IN" w:bidi="ml-IN"/>
               </w:rPr>
-              <w:t>13</w:t>
+              <w:t>10</w:t>
             </w:r>
             <w:r>
               <w:rPr>
@@ -968,7 +894,7 @@
                 <w:szCs w:val="36"/>
                 <w:lang w:val="en-IN" w:eastAsia="en-IN" w:bidi="ml-IN"/>
               </w:rPr>
-              <w:t>1</w:t>
+              <w:t>2</w:t>
             </w:r>
             <w:r>
               <w:rPr>
@@ -993,9 +919,9 @@
                 <w:rFonts w:cs="Arial"/>
                 <w:b/>
                 <w:bCs/>
-                <w:sz w:val="28"/>
-                <w:szCs w:val="36"/>
-                <w:lang w:val="en-IN" w:bidi="ml-IN"/>
+                <w:sz w:val="32"/>
+                <w:szCs w:val="40"/>
+                <w:lang w:bidi="ml-IN"/>
               </w:rPr>
             </w:pPr>
             <w:r>
@@ -1003,30 +929,26 @@
                 <w:rFonts w:cs="Arial"/>
                 <w:b/>
                 <w:bCs/>
-                <w:sz w:val="28"/>
-                <w:szCs w:val="36"/>
-                <w:lang w:val="en-IN" w:bidi="ml-IN"/>
-              </w:rPr>
-              <w:t>Krama Vaakyam No. 36,38</w:t>
+                <w:sz w:val="32"/>
+                <w:szCs w:val="40"/>
+                <w:lang w:bidi="ml-IN"/>
+              </w:rPr>
+              <w:t>Krama Vaakyam No. 3</w:t>
             </w:r>
           </w:p>
           <w:p>
             <w:pPr>
               <w:widowControl w:val="0"/>
-              <w:tabs>
-                <w:tab w:val="left" w:pos="993"/>
-              </w:tabs>
               <w:autoSpaceDE w:val="0"/>
               <w:autoSpaceDN w:val="0"/>
               <w:adjustRightInd w:val="0"/>
               <w:spacing w:before="0" w:line="240" w:lineRule="auto"/>
               <w:rPr>
-                <w:rFonts w:eastAsia="Times New Roman" w:cs="Arial"/>
-                <w:b/>
-                <w:color w:val="000000"/>
-                <w:sz w:val="32"/>
+                <w:rFonts w:cs="Arial"/>
+                <w:bCs/>
+                <w:sz w:val="36"/>
                 <w:szCs w:val="36"/>
-                <w:lang w:val="it-IT" w:eastAsia="en-IN" w:bidi="ml-IN"/>
+                <w:lang w:bidi="ml-IN"/>
               </w:rPr>
             </w:pPr>
             <w:r>
@@ -1036,9 +958,20 @@
                 <w:bCs/>
                 <w:sz w:val="32"/>
                 <w:szCs w:val="40"/>
-                <w:lang w:val="it-IT" w:bidi="ml-IN"/>
-              </w:rPr>
-              <w:t>Panchaati No. 19</w:t>
+                <w:lang w:bidi="ml-IN"/>
+              </w:rPr>
+              <w:t>Panchaati No.</w:t>
+            </w:r>
+            <w:r>
+              <w:rPr>
+                <w:rFonts w:cs="Arial"/>
+                <w:b/>
+                <w:bCs/>
+                <w:sz w:val="32"/>
+                <w:szCs w:val="40"/>
+                <w:lang w:bidi="ml-IN"/>
+              </w:rPr>
+              <w:t xml:space="preserve"> 19</w:t>
             </w:r>
           </w:p>
         </w:tc>
@@ -1048,15 +981,17 @@
           </w:tcPr>
           <w:p>
             <w:pPr>
+              <w:widowControl w:val="0"/>
               <w:autoSpaceDE w:val="0"/>
               <w:autoSpaceDN w:val="0"/>
               <w:adjustRightInd w:val="0"/>
-              <w:spacing w:line="252" w:lineRule="auto"/>
-              <w:rPr>
-                <w:rFonts w:ascii="Latha" w:hAnsi="Latha" w:cs="Latha"/>
-                <w:sz w:val="28"/>
-                <w:szCs w:val="28"/>
-                <w:lang w:val="it-IT" w:bidi="ta-IN"/>
+              <w:spacing w:before="0" w:line="240" w:lineRule="auto"/>
+              <w:rPr>
+                <w:rFonts w:ascii="BRH Devanagari Extra" w:hAnsi="BRH Devanagari Extra" w:cs="BRH Devanagari Extra"/>
+                <w:color w:val="000000"/>
+                <w:sz w:val="36"/>
+                <w:szCs w:val="40"/>
+                <w:lang w:bidi="ml-IN"/>
               </w:rPr>
             </w:pPr>
             <w:r>
@@ -1064,18 +999,79 @@
                 <w:rFonts w:ascii="Latha" w:hAnsi="Latha" w:cs="Latha"/>
                 <w:sz w:val="28"/>
                 <w:szCs w:val="28"/>
-                <w:cs/>
-                <w:lang w:bidi="ta-IN"/>
-              </w:rPr>
-              <w:t>ப்ர</w:t>
-            </w:r>
-            <w:r>
-              <w:rPr>
-                <w:rFonts w:ascii="BRH Tamil Tab Extra" w:hAnsi="BRH Tamil Tab Extra" w:cs="Latha"/>
-                <w:b/>
-                <w:sz w:val="32"/>
-                <w:szCs w:val="28"/>
-                <w:lang w:val="it-IT" w:bidi="ta-IN"/>
+                <w:lang w:bidi="ta-IN"/>
+              </w:rPr>
+              <w:t xml:space="preserve"> </w:t>
+            </w:r>
+            <w:r>
+              <w:rPr>
+                <w:rFonts w:ascii="Latha" w:hAnsi="Latha" w:cs="Latha"/>
+                <w:sz w:val="28"/>
+                <w:szCs w:val="28"/>
+                <w:cs/>
+                <w:lang w:bidi="ta-IN"/>
+              </w:rPr>
+              <w:t>த்</w:t>
+            </w:r>
+            <w:r>
+              <w:rPr>
+                <w:rFonts w:ascii="Latha" w:hAnsi="Latha" w:cs="Latha"/>
+                <w:b/>
+                <w:bCs/>
+                <w:position w:val="-12"/>
+                <w:sz w:val="28"/>
+                <w:szCs w:val="28"/>
+                <w:cs/>
+                <w:lang w:bidi="ta-IN"/>
+              </w:rPr>
+              <w:t>4</w:t>
+            </w:r>
+            <w:r>
+              <w:rPr>
+                <w:rFonts w:ascii="Latha" w:hAnsi="Latha" w:cs="Latha"/>
+                <w:sz w:val="28"/>
+                <w:szCs w:val="28"/>
+                <w:cs/>
+                <w:lang w:bidi="ta-IN"/>
+              </w:rPr>
+              <w:t>ரஜ்யை</w:t>
+            </w:r>
+            <w:r>
+              <w:rPr>
+                <w:rFonts w:ascii="BRH Tamil Tab Extra" w:hAnsi="BRH Tamil Tab Extra" w:cs="Latha"/>
+                <w:b/>
+                <w:sz w:val="36"/>
+                <w:szCs w:val="28"/>
+                <w:lang w:bidi="ta-IN"/>
+              </w:rPr>
+              <w:t>†</w:t>
+            </w:r>
+            <w:r>
+              <w:rPr>
+                <w:rFonts w:ascii="Latha" w:hAnsi="Latha" w:cs="Latha"/>
+                <w:sz w:val="28"/>
+                <w:szCs w:val="28"/>
+                <w:lang w:bidi="ta-IN"/>
+              </w:rPr>
+              <w:t xml:space="preserve"> </w:t>
+            </w:r>
+            <w:r>
+              <w:rPr>
+                <w:rFonts w:ascii="Latha" w:hAnsi="Latha" w:cs="Latha"/>
+                <w:sz w:val="28"/>
+                <w:szCs w:val="28"/>
+                <w:cs/>
+                <w:lang w:bidi="ta-IN"/>
+              </w:rPr>
+              <w:t>பூ</w:t>
+            </w:r>
+            <w:r>
+              <w:rPr>
+                <w:rFonts w:ascii="BRH Tamil Tab Extra" w:hAnsi="BRH Tamil Tab Extra" w:cs="Latha"/>
+                <w:b/>
+                <w:sz w:val="32"/>
+                <w:szCs w:val="28"/>
+                <w:lang w:bidi="ta-IN"/>
               </w:rPr>
               <w:t>…</w:t>
             </w:r>
@@ -1087,7 +1083,88 @@
                 <w:cs/>
                 <w:lang w:bidi="ta-IN"/>
               </w:rPr>
-              <w:t>ஜாஸ்த்</w:t>
+              <w:t>ஷ்ண</w:t>
+            </w:r>
+            <w:r>
+              <w:rPr>
+                <w:rFonts w:ascii="Latha" w:hAnsi="Latha" w:cs="Latha"/>
+                <w:b/>
+                <w:bCs/>
+                <w:sz w:val="32"/>
+                <w:szCs w:val="32"/>
+                <w:cs/>
+                <w:lang w:bidi="ta-IN"/>
+              </w:rPr>
+              <w:t>:</w:t>
+            </w:r>
+            <w:r>
+              <w:rPr>
+                <w:rFonts w:ascii="Latha" w:hAnsi="Latha" w:cs="Latha"/>
+                <w:sz w:val="28"/>
+                <w:szCs w:val="28"/>
+                <w:cs/>
+                <w:lang w:bidi="ta-IN"/>
+              </w:rPr>
+              <w:t xml:space="preserve"> </w:t>
+            </w:r>
+            <w:r>
+              <w:rPr>
+                <w:rFonts w:ascii="Latha" w:hAnsi="Latha" w:cs="Latha"/>
+                <w:sz w:val="28"/>
+                <w:szCs w:val="28"/>
+                <w:lang w:bidi="ta-IN"/>
+              </w:rPr>
+              <w:t xml:space="preserve">| </w:t>
+            </w:r>
+            <w:r>
+              <w:rPr>
+                <w:rFonts w:ascii="Latha" w:hAnsi="Latha" w:cs="Latha"/>
+                <w:sz w:val="28"/>
+                <w:szCs w:val="28"/>
+                <w:cs/>
+                <w:lang w:bidi="ta-IN"/>
+              </w:rPr>
+              <w:t>பூ</w:t>
+            </w:r>
+            <w:r>
+              <w:rPr>
+                <w:rFonts w:ascii="BRH Tamil Tab Extra" w:hAnsi="BRH Tamil Tab Extra" w:cs="Latha"/>
+                <w:b/>
+                <w:sz w:val="32"/>
+                <w:szCs w:val="28"/>
+                <w:lang w:bidi="ta-IN"/>
+              </w:rPr>
+              <w:t>…</w:t>
+            </w:r>
+            <w:r>
+              <w:rPr>
+                <w:rFonts w:ascii="Latha" w:hAnsi="Latha" w:cs="Latha"/>
+                <w:sz w:val="28"/>
+                <w:szCs w:val="28"/>
+                <w:cs/>
+                <w:lang w:bidi="ta-IN"/>
+              </w:rPr>
+              <w:t>ஷ்ணோ ர</w:t>
+            </w:r>
+            <w:r>
+              <w:rPr>
+                <w:rFonts w:ascii="BRH Devanagari Extra" w:hAnsi="BRH Devanagari Extra" w:cs="Latha"/>
+                <w:b/>
+                <w:sz w:val="36"/>
+                <w:szCs w:val="28"/>
+                <w:lang w:bidi="ta-IN"/>
+              </w:rPr>
+              <w:t>ò</w:t>
+            </w:r>
+            <w:r>
+              <w:rPr>
+                <w:rFonts w:ascii="Latha" w:hAnsi="Latha" w:cs="Latha"/>
+                <w:sz w:val="28"/>
+                <w:szCs w:val="28"/>
+                <w:cs/>
+                <w:lang w:bidi="ta-IN"/>
+              </w:rPr>
+              <w:t>ஹ்</w:t>
             </w:r>
             <w:r>
               <w:rPr>
@@ -1098,39 +1175,45 @@
                 <w:cs/>
                 <w:lang w:bidi="ta-IN"/>
               </w:rPr>
-              <w:t>வா</w:t>
-            </w:r>
-            <w:r>
-              <w:rPr>
-                <w:rFonts w:ascii="Latha" w:hAnsi="Latha" w:cs="Latha"/>
-                <w:sz w:val="28"/>
-                <w:szCs w:val="28"/>
-                <w:cs/>
-                <w:lang w:bidi="ta-IN"/>
-              </w:rPr>
-              <w:t xml:space="preserve">ம் </w:t>
-            </w:r>
-            <w:r>
-              <w:rPr>
-                <w:rFonts w:ascii="Latha" w:hAnsi="Latha" w:cs="Latha"/>
-                <w:sz w:val="28"/>
-                <w:szCs w:val="28"/>
-                <w:lang w:val="it-IT" w:bidi="ta-IN"/>
-              </w:rPr>
-              <w:t xml:space="preserve">| </w:t>
+              <w:t>யே</w:t>
+            </w:r>
+            <w:r>
+              <w:rPr>
+                <w:rFonts w:ascii="BRH Tamil Tab Extra" w:hAnsi="BRH Tamil Tab Extra" w:cs="Latha"/>
+                <w:b/>
+                <w:sz w:val="36"/>
+                <w:szCs w:val="28"/>
+                <w:lang w:bidi="ta-IN"/>
+              </w:rPr>
+              <w:t>‡</w:t>
+            </w:r>
+            <w:r>
+              <w:rPr>
+                <w:rFonts w:ascii="Latha" w:hAnsi="Latha" w:cs="Latha"/>
+                <w:sz w:val="28"/>
+                <w:szCs w:val="28"/>
+                <w:lang w:bidi="ta-IN"/>
+              </w:rPr>
+              <w:t xml:space="preserve"> |</w:t>
             </w:r>
           </w:p>
+        </w:tc>
+        <w:tc>
+          <w:tcPr>
+            <w:tcW w:w="5245" w:type="dxa"/>
+          </w:tcPr>
           <w:p>
             <w:pPr>
+              <w:widowControl w:val="0"/>
               <w:autoSpaceDE w:val="0"/>
               <w:autoSpaceDN w:val="0"/>
               <w:adjustRightInd w:val="0"/>
-              <w:spacing w:line="252" w:lineRule="auto"/>
-              <w:rPr>
-                <w:rFonts w:ascii="Latha" w:hAnsi="Latha" w:cs="Latha"/>
-                <w:sz w:val="28"/>
-                <w:szCs w:val="28"/>
-                <w:lang w:val="it-IT" w:bidi="ta-IN"/>
+              <w:spacing w:before="0" w:line="240" w:lineRule="auto"/>
+              <w:rPr>
+                <w:rFonts w:ascii="Latha" w:hAnsi="Latha" w:cs="Latha"/>
+                <w:sz w:val="28"/>
+                <w:szCs w:val="28"/>
+                <w:lang w:bidi="ta-IN"/>
               </w:rPr>
             </w:pPr>
             <w:r>
@@ -1141,15 +1224,67 @@
                 <w:cs/>
                 <w:lang w:bidi="ta-IN"/>
               </w:rPr>
-              <w:t>ப்ர</w:t>
-            </w:r>
-            <w:r>
-              <w:rPr>
-                <w:rFonts w:ascii="BRH Tamil Tab Extra" w:hAnsi="BRH Tamil Tab Extra" w:cs="Latha"/>
-                <w:b/>
-                <w:sz w:val="32"/>
-                <w:szCs w:val="28"/>
-                <w:lang w:val="it-IT" w:bidi="ta-IN"/>
+              <w:t>த்</w:t>
+            </w:r>
+            <w:r>
+              <w:rPr>
+                <w:rFonts w:ascii="Latha" w:hAnsi="Latha" w:cs="Latha"/>
+                <w:b/>
+                <w:bCs/>
+                <w:position w:val="-12"/>
+                <w:sz w:val="28"/>
+                <w:szCs w:val="28"/>
+                <w:cs/>
+                <w:lang w:bidi="ta-IN"/>
+              </w:rPr>
+              <w:t>4</w:t>
+            </w:r>
+            <w:r>
+              <w:rPr>
+                <w:rFonts w:ascii="Latha" w:hAnsi="Latha" w:cs="Latha"/>
+                <w:sz w:val="28"/>
+                <w:szCs w:val="28"/>
+                <w:cs/>
+                <w:lang w:bidi="ta-IN"/>
+              </w:rPr>
+              <w:t>ரஜ்யை</w:t>
+            </w:r>
+            <w:r>
+              <w:rPr>
+                <w:rFonts w:ascii="BRH Tamil Tab Extra" w:hAnsi="BRH Tamil Tab Extra" w:cs="Latha"/>
+                <w:b/>
+                <w:sz w:val="36"/>
+                <w:szCs w:val="28"/>
+                <w:lang w:bidi="ta-IN"/>
+              </w:rPr>
+              <w:t>†</w:t>
+            </w:r>
+            <w:r>
+              <w:rPr>
+                <w:rFonts w:ascii="Latha" w:hAnsi="Latha" w:cs="Latha"/>
+                <w:sz w:val="28"/>
+                <w:szCs w:val="28"/>
+                <w:lang w:bidi="ta-IN"/>
+              </w:rPr>
+              <w:t xml:space="preserve"> </w:t>
+            </w:r>
+            <w:r>
+              <w:rPr>
+                <w:rFonts w:ascii="Latha" w:hAnsi="Latha" w:cs="Latha"/>
+                <w:sz w:val="28"/>
+                <w:szCs w:val="28"/>
+                <w:cs/>
+                <w:lang w:bidi="ta-IN"/>
+              </w:rPr>
+              <w:t>பூ</w:t>
+            </w:r>
+            <w:r>
+              <w:rPr>
+                <w:rFonts w:ascii="BRH Tamil Tab Extra" w:hAnsi="BRH Tamil Tab Extra" w:cs="Latha"/>
+                <w:b/>
+                <w:sz w:val="32"/>
+                <w:szCs w:val="28"/>
+                <w:lang w:bidi="ta-IN"/>
               </w:rPr>
               <w:t>…</w:t>
             </w:r>
@@ -1161,24 +1296,27 @@
                 <w:cs/>
                 <w:lang w:bidi="ta-IN"/>
               </w:rPr>
-              <w:t>ஜா இதி</w:t>
-            </w:r>
-            <w:r>
-              <w:rPr>
-                <w:rFonts w:ascii="BRH Tamil Tab Extra" w:hAnsi="BRH Tamil Tab Extra" w:cs="Latha"/>
-                <w:b/>
-                <w:sz w:val="36"/>
-                <w:szCs w:val="28"/>
-                <w:lang w:val="it-IT" w:bidi="ta-IN"/>
-              </w:rPr>
-              <w:t>†</w:t>
-            </w:r>
-            <w:r>
-              <w:rPr>
-                <w:rFonts w:ascii="Latha" w:hAnsi="Latha" w:cs="Latha"/>
-                <w:sz w:val="28"/>
-                <w:szCs w:val="28"/>
-                <w:lang w:val="it-IT" w:bidi="ta-IN"/>
+              <w:t>ஷ்ண</w:t>
+            </w:r>
+            <w:r>
+              <w:rPr>
+                <w:rFonts w:ascii="Latha" w:hAnsi="Latha" w:cs="Latha"/>
+                <w:b/>
+                <w:bCs/>
+                <w:sz w:val="32"/>
+                <w:szCs w:val="32"/>
+                <w:cs/>
+                <w:lang w:bidi="ta-IN"/>
+              </w:rPr>
+              <w:t>:</w:t>
+            </w:r>
+            <w:r>
+              <w:rPr>
+                <w:rFonts w:ascii="Latha" w:hAnsi="Latha" w:cs="Latha"/>
+                <w:sz w:val="28"/>
+                <w:szCs w:val="28"/>
+                <w:cs/>
+                <w:lang w:bidi="ta-IN"/>
               </w:rPr>
               <w:t xml:space="preserve"> </w:t>
             </w:r>
@@ -1187,58 +1325,7 @@
                 <w:rFonts w:ascii="Latha" w:hAnsi="Latha" w:cs="Latha"/>
                 <w:sz w:val="28"/>
                 <w:szCs w:val="28"/>
-                <w:cs/>
-                <w:lang w:bidi="ta-IN"/>
-              </w:rPr>
-              <w:t xml:space="preserve">ப்ர </w:t>
-            </w:r>
-            <w:r>
-              <w:rPr>
-                <w:rFonts w:ascii="Latha" w:hAnsi="Latha" w:cs="Latha"/>
-                <w:sz w:val="28"/>
-                <w:szCs w:val="28"/>
-                <w:lang w:val="it-IT" w:bidi="ta-IN"/>
-              </w:rPr>
-              <w:t xml:space="preserve">- </w:t>
-            </w:r>
-            <w:r>
-              <w:rPr>
-                <w:rFonts w:ascii="Latha" w:hAnsi="Latha" w:cs="Latha"/>
-                <w:sz w:val="28"/>
-                <w:szCs w:val="28"/>
-                <w:cs/>
-                <w:lang w:bidi="ta-IN"/>
-              </w:rPr>
-              <w:t>ஜா</w:t>
-            </w:r>
-            <w:r>
-              <w:rPr>
-                <w:rFonts w:ascii="Latha" w:hAnsi="Latha" w:cs="Latha"/>
-                <w:b/>
-                <w:bCs/>
-                <w:sz w:val="32"/>
-                <w:szCs w:val="32"/>
-                <w:cs/>
-                <w:lang w:bidi="ta-IN"/>
-              </w:rPr>
-              <w:t>:</w:t>
-            </w:r>
-            <w:r>
-              <w:rPr>
-                <w:rFonts w:ascii="Latha" w:hAnsi="Latha" w:cs="Latha"/>
-                <w:sz w:val="28"/>
-                <w:szCs w:val="28"/>
-                <w:cs/>
-                <w:lang w:bidi="ta-IN"/>
-              </w:rPr>
-              <w:t xml:space="preserve"> </w:t>
-            </w:r>
-            <w:r>
-              <w:rPr>
-                <w:rFonts w:ascii="Latha" w:hAnsi="Latha" w:cs="Latha"/>
-                <w:sz w:val="28"/>
-                <w:szCs w:val="28"/>
-                <w:lang w:val="it-IT" w:bidi="ta-IN"/>
+                <w:lang w:bidi="ta-IN"/>
               </w:rPr>
               <w:t xml:space="preserve">| </w:t>
             </w:r>
@@ -1251,11 +1338,11 @@
               <w:adjustRightInd w:val="0"/>
               <w:spacing w:before="0" w:line="240" w:lineRule="auto"/>
               <w:rPr>
-                <w:rFonts w:ascii="BRH Malayalam Extra" w:eastAsia="Times New Roman" w:hAnsi="BRH Malayalam Extra" w:cs="BRH Malayalam Extra"/>
+                <w:rFonts w:ascii="BRH Devanagari Extra" w:hAnsi="BRH Devanagari Extra" w:cs="BRH Devanagari Extra"/>
                 <w:color w:val="000000"/>
-                <w:sz w:val="40"/>
+                <w:sz w:val="36"/>
                 <w:szCs w:val="40"/>
-                <w:lang w:val="it-IT" w:eastAsia="en-IN" w:bidi="ml-IN"/>
+                <w:lang w:bidi="ml-IN"/>
               </w:rPr>
             </w:pPr>
             <w:r>
@@ -1266,28 +1353,7 @@
                 <w:cs/>
                 <w:lang w:bidi="ta-IN"/>
               </w:rPr>
-              <w:t>த்</w:t>
-            </w:r>
-            <w:r>
-              <w:rPr>
-                <w:rFonts w:ascii="Latha" w:hAnsi="Latha" w:cs="Latha"/>
-                <w:sz w:val="28"/>
-                <w:szCs w:val="28"/>
-                <w:highlight w:val="yellow"/>
-                <w:cs/>
-                <w:lang w:bidi="ta-IN"/>
-              </w:rPr>
-              <w:t>வா</w:t>
-            </w:r>
-            <w:r>
-              <w:rPr>
-                <w:rFonts w:ascii="Latha" w:hAnsi="Latha" w:cs="Latha"/>
-                <w:sz w:val="28"/>
-                <w:szCs w:val="28"/>
-                <w:cs/>
-                <w:lang w:bidi="ta-IN"/>
-              </w:rPr>
-              <w:t xml:space="preserve"> மு</w:t>
+              <w:t>பூ</w:t>
             </w:r>
             <w:r>
               <w:rPr>
@@ -1307,85 +1373,27 @@
                 <w:cs/>
                 <w:lang w:bidi="ta-IN"/>
               </w:rPr>
-              <w:t>பாவ</w:t>
-            </w:r>
-            <w:r>
-              <w:rPr>
-                <w:rFonts w:ascii="BRH Tamil Tab Extra" w:hAnsi="BRH Tamil Tab Extra" w:cs="Latha"/>
+              <w:t>ஷ்ணோ ர</w:t>
+            </w:r>
+            <w:r>
+              <w:rPr>
+                <w:rFonts w:ascii="BRH Devanagari Extra" w:hAnsi="BRH Devanagari Extra" w:cs="Latha"/>
                 <w:b/>
                 <w:sz w:val="36"/>
                 <w:szCs w:val="28"/>
                 <w:lang w:bidi="ta-IN"/>
               </w:rPr>
-              <w:t>†</w:t>
-            </w:r>
-            <w:r>
-              <w:rPr>
-                <w:rFonts w:ascii="Latha" w:hAnsi="Latha" w:cs="Latha"/>
-                <w:sz w:val="28"/>
-                <w:szCs w:val="28"/>
-                <w:cs/>
-                <w:lang w:bidi="ta-IN"/>
-              </w:rPr>
-              <w:t xml:space="preserve">ரோஹந்து </w:t>
-            </w:r>
-            <w:r>
-              <w:rPr>
-                <w:rFonts w:ascii="Latha" w:hAnsi="Latha" w:cs="Latha"/>
-                <w:sz w:val="28"/>
-                <w:szCs w:val="28"/>
-                <w:lang w:bidi="ta-IN"/>
-              </w:rPr>
-              <w:t>|</w:t>
-            </w:r>
-          </w:p>
-        </w:tc>
-        <w:tc>
-          <w:tcPr>
-            <w:tcW w:w="5245" w:type="dxa"/>
-          </w:tcPr>
-          <w:p>
-            <w:pPr>
-              <w:autoSpaceDE w:val="0"/>
-              <w:autoSpaceDN w:val="0"/>
-              <w:adjustRightInd w:val="0"/>
-              <w:spacing w:line="252" w:lineRule="auto"/>
-              <w:rPr>
-                <w:rFonts w:ascii="Latha" w:hAnsi="Latha" w:cs="Latha"/>
-                <w:sz w:val="28"/>
-                <w:szCs w:val="28"/>
-                <w:lang w:val="it-IT" w:bidi="ta-IN"/>
-              </w:rPr>
-            </w:pPr>
-            <w:r>
-              <w:rPr>
-                <w:rFonts w:ascii="Latha" w:hAnsi="Latha" w:cs="Latha"/>
-                <w:sz w:val="28"/>
-                <w:szCs w:val="28"/>
-                <w:cs/>
-                <w:lang w:bidi="ta-IN"/>
-              </w:rPr>
-              <w:t>ப்ர</w:t>
-            </w:r>
-            <w:r>
-              <w:rPr>
-                <w:rFonts w:ascii="BRH Tamil Tab Extra" w:hAnsi="BRH Tamil Tab Extra" w:cs="Latha"/>
-                <w:b/>
-                <w:sz w:val="32"/>
-                <w:szCs w:val="28"/>
-                <w:lang w:val="it-IT" w:bidi="ta-IN"/>
-              </w:rPr>
-              <w:t>…</w:t>
-            </w:r>
-            <w:r>
-              <w:rPr>
-                <w:rFonts w:ascii="Latha" w:hAnsi="Latha" w:cs="Latha"/>
-                <w:sz w:val="28"/>
-                <w:szCs w:val="28"/>
-                <w:cs/>
-                <w:lang w:bidi="ta-IN"/>
-              </w:rPr>
-              <w:t>ஜாஸ்த்</w:t>
+              <w:t>ò</w:t>
+            </w:r>
+            <w:r>
+              <w:rPr>
+                <w:rFonts w:ascii="Latha" w:hAnsi="Latha" w:cs="Latha"/>
+                <w:sz w:val="28"/>
+                <w:szCs w:val="28"/>
+                <w:cs/>
+                <w:lang w:bidi="ta-IN"/>
+              </w:rPr>
+              <w:t>ஹ்</w:t>
             </w:r>
             <w:r>
               <w:rPr>
@@ -1396,70 +1404,7 @@
                 <w:cs/>
                 <w:lang w:bidi="ta-IN"/>
               </w:rPr>
-              <w:t>வ</w:t>
-            </w:r>
-            <w:r>
-              <w:rPr>
-                <w:rFonts w:ascii="Latha" w:hAnsi="Latha" w:cs="Latha"/>
-                <w:sz w:val="28"/>
-                <w:szCs w:val="28"/>
-                <w:cs/>
-                <w:lang w:bidi="ta-IN"/>
-              </w:rPr>
-              <w:t xml:space="preserve">ம் </w:t>
-            </w:r>
-            <w:r>
-              <w:rPr>
-                <w:rFonts w:ascii="Latha" w:hAnsi="Latha" w:cs="Latha"/>
-                <w:sz w:val="28"/>
-                <w:szCs w:val="28"/>
-                <w:lang w:val="it-IT" w:bidi="ta-IN"/>
-              </w:rPr>
-              <w:t xml:space="preserve">| </w:t>
-            </w:r>
-          </w:p>
-          <w:p>
-            <w:pPr>
-              <w:autoSpaceDE w:val="0"/>
-              <w:autoSpaceDN w:val="0"/>
-              <w:adjustRightInd w:val="0"/>
-              <w:spacing w:line="252" w:lineRule="auto"/>
-              <w:rPr>
-                <w:rFonts w:ascii="Latha" w:hAnsi="Latha" w:cs="Latha"/>
-                <w:sz w:val="28"/>
-                <w:szCs w:val="28"/>
-                <w:lang w:val="it-IT" w:bidi="ta-IN"/>
-              </w:rPr>
-            </w:pPr>
-            <w:r>
-              <w:rPr>
-                <w:rFonts w:ascii="Latha" w:hAnsi="Latha" w:cs="Latha"/>
-                <w:sz w:val="28"/>
-                <w:szCs w:val="28"/>
-                <w:cs/>
-                <w:lang w:bidi="ta-IN"/>
-              </w:rPr>
-              <w:t>ப்ர</w:t>
-            </w:r>
-            <w:r>
-              <w:rPr>
-                <w:rFonts w:ascii="BRH Tamil Tab Extra" w:hAnsi="BRH Tamil Tab Extra" w:cs="Latha"/>
-                <w:b/>
-                <w:sz w:val="32"/>
-                <w:szCs w:val="28"/>
-                <w:lang w:val="it-IT" w:bidi="ta-IN"/>
-              </w:rPr>
-              <w:t>…</w:t>
-            </w:r>
-            <w:r>
-              <w:rPr>
-                <w:rFonts w:ascii="Latha" w:hAnsi="Latha" w:cs="Latha"/>
-                <w:sz w:val="28"/>
-                <w:szCs w:val="28"/>
-                <w:cs/>
-                <w:lang w:bidi="ta-IN"/>
-              </w:rPr>
-              <w:t>ஜா இதி</w:t>
+              <w:t>யை</w:t>
             </w:r>
             <w:r>
               <w:rPr>
@@ -1467,174 +1412,18 @@
                 <w:b/>
                 <w:sz w:val="36"/>
                 <w:szCs w:val="28"/>
-                <w:lang w:val="it-IT" w:bidi="ta-IN"/>
-              </w:rPr>
-              <w:t>†</w:t>
-            </w:r>
-            <w:r>
-              <w:rPr>
-                <w:rFonts w:ascii="Latha" w:hAnsi="Latha" w:cs="Latha"/>
-                <w:sz w:val="28"/>
-                <w:szCs w:val="28"/>
-                <w:lang w:val="it-IT" w:bidi="ta-IN"/>
-              </w:rPr>
-              <w:t xml:space="preserve"> </w:t>
-            </w:r>
-            <w:r>
-              <w:rPr>
-                <w:rFonts w:ascii="Latha" w:hAnsi="Latha" w:cs="Latha"/>
-                <w:sz w:val="28"/>
-                <w:szCs w:val="28"/>
-                <w:cs/>
-                <w:lang w:bidi="ta-IN"/>
-              </w:rPr>
-              <w:t xml:space="preserve">ப்ர </w:t>
-            </w:r>
-            <w:r>
-              <w:rPr>
-                <w:rFonts w:ascii="Latha" w:hAnsi="Latha" w:cs="Latha"/>
-                <w:sz w:val="28"/>
-                <w:szCs w:val="28"/>
-                <w:lang w:val="it-IT" w:bidi="ta-IN"/>
-              </w:rPr>
-              <w:t xml:space="preserve">- </w:t>
-            </w:r>
-            <w:r>
-              <w:rPr>
-                <w:rFonts w:ascii="Latha" w:hAnsi="Latha" w:cs="Latha"/>
-                <w:sz w:val="28"/>
-                <w:szCs w:val="28"/>
-                <w:cs/>
-                <w:lang w:bidi="ta-IN"/>
-              </w:rPr>
-              <w:t>ஜா</w:t>
-            </w:r>
-            <w:r>
-              <w:rPr>
-                <w:rFonts w:ascii="Latha" w:hAnsi="Latha" w:cs="Latha"/>
-                <w:b/>
-                <w:bCs/>
-                <w:sz w:val="32"/>
-                <w:szCs w:val="32"/>
-                <w:cs/>
-                <w:lang w:bidi="ta-IN"/>
-              </w:rPr>
-              <w:t>:</w:t>
-            </w:r>
-            <w:r>
-              <w:rPr>
-                <w:rFonts w:ascii="Latha" w:hAnsi="Latha" w:cs="Latha"/>
-                <w:sz w:val="28"/>
-                <w:szCs w:val="28"/>
-                <w:cs/>
-                <w:lang w:bidi="ta-IN"/>
-              </w:rPr>
-              <w:t xml:space="preserve"> </w:t>
-            </w:r>
-            <w:r>
-              <w:rPr>
-                <w:rFonts w:ascii="Latha" w:hAnsi="Latha" w:cs="Latha"/>
-                <w:sz w:val="28"/>
-                <w:szCs w:val="28"/>
-                <w:lang w:val="it-IT" w:bidi="ta-IN"/>
-              </w:rPr>
-              <w:t xml:space="preserve">| </w:t>
-            </w:r>
-          </w:p>
-          <w:p>
-            <w:pPr>
-              <w:widowControl w:val="0"/>
-              <w:autoSpaceDE w:val="0"/>
-              <w:autoSpaceDN w:val="0"/>
-              <w:adjustRightInd w:val="0"/>
-              <w:spacing w:before="0" w:line="240" w:lineRule="auto"/>
-              <w:rPr>
-                <w:rFonts w:ascii="BRH Malayalam Extra" w:eastAsia="Times New Roman" w:hAnsi="BRH Malayalam Extra" w:cs="BRH Malayalam Extra"/>
-                <w:color w:val="000000"/>
-                <w:sz w:val="40"/>
-                <w:szCs w:val="40"/>
-                <w:lang w:val="en-IN" w:eastAsia="en-IN" w:bidi="ml-IN"/>
-              </w:rPr>
-            </w:pPr>
-            <w:r>
-              <w:rPr>
-                <w:rFonts w:ascii="Latha" w:hAnsi="Latha" w:cs="Latha"/>
-                <w:sz w:val="28"/>
-                <w:szCs w:val="28"/>
-                <w:cs/>
-                <w:lang w:bidi="ta-IN"/>
-              </w:rPr>
-              <w:t>த்</w:t>
-            </w:r>
-            <w:r>
-              <w:rPr>
-                <w:rFonts w:ascii="Latha" w:hAnsi="Latha" w:cs="Latha"/>
-                <w:sz w:val="28"/>
-                <w:szCs w:val="28"/>
-                <w:highlight w:val="green"/>
-                <w:cs/>
-                <w:lang w:bidi="ta-IN"/>
-              </w:rPr>
-              <w:t>வ</w:t>
-            </w:r>
-            <w:r>
-              <w:rPr>
-                <w:rFonts w:ascii="Latha" w:hAnsi="Latha" w:cs="Latha"/>
-                <w:sz w:val="28"/>
-                <w:szCs w:val="28"/>
-                <w:cs/>
-                <w:lang w:bidi="ta-IN"/>
-              </w:rPr>
-              <w:t xml:space="preserve"> மு</w:t>
-            </w:r>
-            <w:r>
-              <w:rPr>
-                <w:rFonts w:ascii="BRH Tamil Tab Extra" w:hAnsi="BRH Tamil Tab Extra" w:cs="Latha"/>
-                <w:b/>
-                <w:sz w:val="32"/>
-                <w:szCs w:val="28"/>
-                <w:lang w:bidi="ta-IN"/>
-              </w:rPr>
-              <w:t>…</w:t>
-            </w:r>
-            <w:r>
-              <w:rPr>
-                <w:rFonts w:ascii="Latha" w:hAnsi="Latha" w:cs="Latha"/>
-                <w:sz w:val="28"/>
-                <w:szCs w:val="28"/>
-                <w:cs/>
-                <w:lang w:bidi="ta-IN"/>
-              </w:rPr>
-              <w:t>பாவ</w:t>
-            </w:r>
-            <w:r>
-              <w:rPr>
-                <w:rFonts w:ascii="BRH Tamil Tab Extra" w:hAnsi="BRH Tamil Tab Extra" w:cs="Latha"/>
-                <w:b/>
-                <w:sz w:val="36"/>
-                <w:szCs w:val="28"/>
-                <w:lang w:bidi="ta-IN"/>
-              </w:rPr>
-              <w:t>†</w:t>
-            </w:r>
-            <w:r>
-              <w:rPr>
-                <w:rFonts w:ascii="Latha" w:hAnsi="Latha" w:cs="Latha"/>
-                <w:sz w:val="28"/>
-                <w:szCs w:val="28"/>
-                <w:cs/>
-                <w:lang w:bidi="ta-IN"/>
-              </w:rPr>
-              <w:t xml:space="preserve">ரோஹந்து </w:t>
-            </w:r>
-            <w:r>
-              <w:rPr>
-                <w:rFonts w:ascii="Latha" w:hAnsi="Latha" w:cs="Latha"/>
-                <w:sz w:val="28"/>
-                <w:szCs w:val="28"/>
-                <w:lang w:bidi="ta-IN"/>
-              </w:rPr>
-              <w:t>|</w:t>
+                <w:lang w:bidi="ta-IN"/>
+              </w:rPr>
+              <w:t>‡</w:t>
+            </w:r>
+            <w:r>
+              <w:rPr>
+                <w:rFonts w:ascii="Latha" w:hAnsi="Latha" w:cs="Latha"/>
+                <w:sz w:val="28"/>
+                <w:szCs w:val="28"/>
+                <w:lang w:bidi="ta-IN"/>
+              </w:rPr>
+              <w:t xml:space="preserve"> |</w:t>
             </w:r>
           </w:p>
         </w:tc>
@@ -1787,7 +1576,6 @@
           <w:szCs w:val="32"/>
           <w:u w:val="single"/>
         </w:rPr>
-        <w:lastRenderedPageBreak/>
         <w:t xml:space="preserve">TS </w:t>
       </w:r>
       <w:r>
@@ -2083,6 +1871,7 @@
                 <w:szCs w:val="36"/>
                 <w:lang w:bidi="ml-IN"/>
               </w:rPr>
+              <w:lastRenderedPageBreak/>
               <w:t>None</w:t>
             </w:r>
           </w:p>
@@ -2229,7 +2018,6 @@
         </w:rPr>
         <w:t xml:space="preserve"> Paatam – TS 1.3 </w:t>
       </w:r>
-      <w:proofErr w:type="gramStart"/>
       <w:r>
         <w:rPr>
           <w:b/>
@@ -2258,18 +2046,7 @@
           <w:szCs w:val="32"/>
           <w:u w:val="single"/>
         </w:rPr>
-        <w:t xml:space="preserve"> Corrections</w:t>
-      </w:r>
-      <w:proofErr w:type="gramEnd"/>
-      <w:r>
-        <w:rPr>
-          <w:b/>
-          <w:bCs/>
-          <w:sz w:val="32"/>
-          <w:szCs w:val="32"/>
-          <w:u w:val="single"/>
-        </w:rPr>
-        <w:t xml:space="preserve"> –</w:t>
+        <w:t xml:space="preserve"> Corrections –</w:t>
       </w:r>
       <w:r>
         <w:rPr>
@@ -2558,7 +2335,6 @@
                 <w:lang w:val="en-IN" w:eastAsia="en-IN" w:bidi="ml-IN"/>
               </w:rPr>
             </w:pPr>
-            <w:proofErr w:type="spellStart"/>
             <w:r>
               <w:rPr>
                 <w:rFonts w:cs="Arial"/>
@@ -2568,19 +2344,7 @@
                 <w:szCs w:val="36"/>
                 <w:lang w:bidi="ml-IN"/>
               </w:rPr>
-              <w:t>Panchaati</w:t>
-            </w:r>
-            <w:proofErr w:type="spellEnd"/>
-            <w:r>
-              <w:rPr>
-                <w:rFonts w:cs="Arial"/>
-                <w:b/>
-                <w:bCs/>
-                <w:sz w:val="28"/>
-                <w:szCs w:val="36"/>
-                <w:lang w:bidi="ml-IN"/>
-              </w:rPr>
-              <w:t xml:space="preserve"> No. </w:t>
+              <w:t xml:space="preserve">Panchaati No. </w:t>
             </w:r>
             <w:r>
               <w:rPr>
@@ -3271,7 +3035,6 @@
                 <w:lang w:val="en-IN" w:eastAsia="en-IN" w:bidi="ml-IN"/>
               </w:rPr>
             </w:pPr>
-            <w:proofErr w:type="spellStart"/>
             <w:r>
               <w:rPr>
                 <w:rFonts w:eastAsia="Times New Roman" w:cs="Arial"/>
@@ -3281,19 +3044,7 @@
                 <w:szCs w:val="32"/>
                 <w:lang w:val="en-IN" w:eastAsia="en-IN" w:bidi="ml-IN"/>
               </w:rPr>
-              <w:t>Panchaati</w:t>
-            </w:r>
-            <w:proofErr w:type="spellEnd"/>
-            <w:r>
-              <w:rPr>
-                <w:rFonts w:eastAsia="Times New Roman" w:cs="Arial"/>
-                <w:b/>
-                <w:color w:val="000000"/>
-                <w:sz w:val="28"/>
-                <w:szCs w:val="32"/>
-                <w:lang w:val="en-IN" w:eastAsia="en-IN" w:bidi="ml-IN"/>
-              </w:rPr>
-              <w:t xml:space="preserve"> No. 5</w:t>
+              <w:t>Panchaati No. 5</w:t>
             </w:r>
           </w:p>
         </w:tc>
@@ -3958,7 +3709,6 @@
                 <w:szCs w:val="32"/>
                 <w:lang w:val="en-IN" w:eastAsia="en-IN" w:bidi="ml-IN"/>
               </w:rPr>
-              <w:lastRenderedPageBreak/>
               <w:t>T.S.1.3.</w:t>
             </w:r>
             <w:r>
@@ -4045,7 +3795,6 @@
                 <w:lang w:val="en-IN" w:eastAsia="en-IN" w:bidi="ml-IN"/>
               </w:rPr>
             </w:pPr>
-            <w:proofErr w:type="spellStart"/>
             <w:r>
               <w:rPr>
                 <w:rFonts w:eastAsia="Times New Roman" w:cs="Arial"/>
@@ -4055,19 +3804,7 @@
                 <w:szCs w:val="32"/>
                 <w:lang w:val="en-IN" w:eastAsia="en-IN" w:bidi="ml-IN"/>
               </w:rPr>
-              <w:t>Panchaati</w:t>
-            </w:r>
-            <w:proofErr w:type="spellEnd"/>
-            <w:r>
-              <w:rPr>
-                <w:rFonts w:eastAsia="Times New Roman" w:cs="Arial"/>
-                <w:b/>
-                <w:color w:val="000000"/>
-                <w:sz w:val="28"/>
-                <w:szCs w:val="32"/>
-                <w:lang w:val="en-IN" w:eastAsia="en-IN" w:bidi="ml-IN"/>
-              </w:rPr>
-              <w:t xml:space="preserve"> No. </w:t>
+              <w:t xml:space="preserve">Panchaati No. </w:t>
             </w:r>
             <w:r>
               <w:rPr>
@@ -4588,6 +4325,7 @@
           <w:b/>
           <w:bCs/>
         </w:rPr>
+        <w:lastRenderedPageBreak/>
         <w:t>(ignore those which are already incorporated in your book’s version and date)</w:t>
       </w:r>
     </w:p>
@@ -4804,7 +4542,6 @@
                 <w:lang w:val="en-IN" w:eastAsia="en-IN" w:bidi="ml-IN"/>
               </w:rPr>
             </w:pPr>
-            <w:proofErr w:type="spellStart"/>
             <w:r>
               <w:rPr>
                 <w:rFonts w:cs="Arial"/>
@@ -4814,19 +4551,7 @@
                 <w:szCs w:val="28"/>
                 <w:lang w:bidi="ml-IN"/>
               </w:rPr>
-              <w:t>Panchaati</w:t>
-            </w:r>
-            <w:proofErr w:type="spellEnd"/>
-            <w:r>
-              <w:rPr>
-                <w:rFonts w:cs="Arial"/>
-                <w:b/>
-                <w:bCs/>
-                <w:sz w:val="28"/>
-                <w:szCs w:val="28"/>
-                <w:lang w:bidi="ml-IN"/>
-              </w:rPr>
-              <w:t xml:space="preserve"> No. 7</w:t>
+              <w:t>Panchaati No. 7</w:t>
             </w:r>
           </w:p>
         </w:tc>
@@ -5867,7 +5592,6 @@
                 <w:lang w:val="en-IN" w:eastAsia="en-IN" w:bidi="ml-IN"/>
               </w:rPr>
             </w:pPr>
-            <w:proofErr w:type="spellStart"/>
             <w:r>
               <w:rPr>
                 <w:rFonts w:cs="Arial"/>
@@ -5877,19 +5601,7 @@
                 <w:szCs w:val="28"/>
                 <w:lang w:bidi="ml-IN"/>
               </w:rPr>
-              <w:t>Panchaati</w:t>
-            </w:r>
-            <w:proofErr w:type="spellEnd"/>
-            <w:r>
-              <w:rPr>
-                <w:rFonts w:cs="Arial"/>
-                <w:b/>
-                <w:bCs/>
-                <w:sz w:val="28"/>
-                <w:szCs w:val="28"/>
-                <w:lang w:bidi="ml-IN"/>
-              </w:rPr>
-              <w:t xml:space="preserve"> No. 7</w:t>
+              <w:t>Panchaati No. 7</w:t>
             </w:r>
           </w:p>
         </w:tc>
@@ -6486,27 +6198,7 @@
                 <w:sz w:val="28"/>
                 <w:szCs w:val="28"/>
               </w:rPr>
-              <w:t xml:space="preserve">1.3.9.2 </w:t>
-            </w:r>
-            <w:proofErr w:type="spellStart"/>
-            <w:r>
-              <w:rPr>
-                <w:rFonts w:cs="Arial"/>
-                <w:b/>
-                <w:sz w:val="28"/>
-                <w:szCs w:val="28"/>
-              </w:rPr>
-              <w:t>Panchaati</w:t>
-            </w:r>
-            <w:proofErr w:type="spellEnd"/>
-            <w:r>
-              <w:rPr>
-                <w:rFonts w:cs="Arial"/>
-                <w:b/>
-                <w:sz w:val="28"/>
-                <w:szCs w:val="28"/>
-              </w:rPr>
-              <w:t xml:space="preserve"> 17</w:t>
+              <w:t>1.3.9.2 Panchaati 17</w:t>
             </w:r>
           </w:p>
           <w:p>
@@ -7103,27 +6795,7 @@
                 <w:szCs w:val="28"/>
                 <w:lang w:bidi="ta-IN"/>
               </w:rPr>
-              <w:t xml:space="preserve"> (</w:t>
-            </w:r>
-            <w:proofErr w:type="spellStart"/>
-            <w:r>
-              <w:rPr>
-                <w:rFonts w:ascii="Latha" w:hAnsi="Latha" w:cs="Latha"/>
-                <w:sz w:val="28"/>
-                <w:szCs w:val="28"/>
-                <w:lang w:bidi="ta-IN"/>
-              </w:rPr>
-              <w:t>swaram</w:t>
-            </w:r>
-            <w:proofErr w:type="spellEnd"/>
-            <w:r>
-              <w:rPr>
-                <w:rFonts w:ascii="Latha" w:hAnsi="Latha" w:cs="Latha"/>
-                <w:sz w:val="28"/>
-                <w:szCs w:val="28"/>
-                <w:lang w:bidi="ta-IN"/>
-              </w:rPr>
-              <w:t xml:space="preserve"> shift)</w:t>
+              <w:t xml:space="preserve"> (swaram shift)</w:t>
             </w:r>
           </w:p>
         </w:tc>
@@ -7442,9 +7114,8 @@
                 <w:sz w:val="28"/>
                 <w:szCs w:val="28"/>
               </w:rPr>
-              <w:t xml:space="preserve"> </w:t>
-            </w:r>
-            <w:proofErr w:type="spellStart"/>
+              <w:t xml:space="preserve"> Pancha</w:t>
+            </w:r>
             <w:r>
               <w:rPr>
                 <w:rFonts w:cs="Arial"/>
@@ -7452,7 +7123,7 @@
                 <w:sz w:val="28"/>
                 <w:szCs w:val="28"/>
               </w:rPr>
-              <w:t>Pancha</w:t>
+              <w:t>a</w:t>
             </w:r>
             <w:r>
               <w:rPr>
@@ -7461,26 +7132,7 @@
                 <w:sz w:val="28"/>
                 <w:szCs w:val="28"/>
               </w:rPr>
-              <w:t>a</w:t>
-            </w:r>
-            <w:r>
-              <w:rPr>
-                <w:rFonts w:cs="Arial"/>
-                <w:b/>
-                <w:sz w:val="28"/>
-                <w:szCs w:val="28"/>
-              </w:rPr>
-              <w:t>ti</w:t>
-            </w:r>
-            <w:proofErr w:type="spellEnd"/>
-            <w:r>
-              <w:rPr>
-                <w:rFonts w:cs="Arial"/>
-                <w:b/>
-                <w:sz w:val="28"/>
-                <w:szCs w:val="28"/>
-              </w:rPr>
-              <w:t xml:space="preserve"> </w:t>
+              <w:t xml:space="preserve">ti </w:t>
             </w:r>
             <w:r>
               <w:rPr>
@@ -7945,9 +7597,8 @@
                 <w:sz w:val="28"/>
                 <w:szCs w:val="28"/>
               </w:rPr>
-              <w:t xml:space="preserve">1.3.2.2 </w:t>
-            </w:r>
-            <w:proofErr w:type="spellStart"/>
+              <w:t>1.3.2.2 Pancha</w:t>
+            </w:r>
             <w:r>
               <w:rPr>
                 <w:rFonts w:cs="Arial"/>
@@ -7955,7 +7606,7 @@
                 <w:sz w:val="28"/>
                 <w:szCs w:val="28"/>
               </w:rPr>
-              <w:t>Pancha</w:t>
+              <w:t>a</w:t>
             </w:r>
             <w:r>
               <w:rPr>
@@ -7964,26 +7615,7 @@
                 <w:sz w:val="28"/>
                 <w:szCs w:val="28"/>
               </w:rPr>
-              <w:t>a</w:t>
-            </w:r>
-            <w:r>
-              <w:rPr>
-                <w:rFonts w:cs="Arial"/>
-                <w:b/>
-                <w:sz w:val="28"/>
-                <w:szCs w:val="28"/>
-              </w:rPr>
-              <w:t>ti</w:t>
-            </w:r>
-            <w:proofErr w:type="spellEnd"/>
-            <w:r>
-              <w:rPr>
-                <w:rFonts w:cs="Arial"/>
-                <w:b/>
-                <w:sz w:val="28"/>
-                <w:szCs w:val="28"/>
-              </w:rPr>
-              <w:t xml:space="preserve"> 4</w:t>
+              <w:t>ti 4</w:t>
             </w:r>
           </w:p>
         </w:tc>
@@ -10343,9 +9975,8 @@
                 <w:szCs w:val="28"/>
                 <w:lang w:bidi="ml-IN"/>
               </w:rPr>
-              <w:t xml:space="preserve">(tri </w:t>
-            </w:r>
-            <w:proofErr w:type="spellStart"/>
+              <w:t>(tri kramam</w:t>
+            </w:r>
             <w:r>
               <w:rPr>
                 <w:rFonts w:cs="Arial"/>
@@ -10354,40 +9985,7 @@
                 <w:szCs w:val="28"/>
                 <w:lang w:bidi="ml-IN"/>
               </w:rPr>
-              <w:t>kramam</w:t>
-            </w:r>
-            <w:proofErr w:type="spellEnd"/>
-            <w:r>
-              <w:rPr>
-                <w:rFonts w:cs="Arial"/>
-                <w:color w:val="000000"/>
-                <w:sz w:val="28"/>
-                <w:szCs w:val="28"/>
-                <w:lang w:bidi="ml-IN"/>
-              </w:rPr>
-              <w:t xml:space="preserve"> indicated through </w:t>
-            </w:r>
-            <w:proofErr w:type="spellStart"/>
-            <w:r>
-              <w:rPr>
-                <w:rFonts w:cs="Arial"/>
-                <w:color w:val="000000"/>
-                <w:sz w:val="28"/>
-                <w:szCs w:val="28"/>
-                <w:lang w:bidi="ml-IN"/>
-              </w:rPr>
-              <w:t>avagraha</w:t>
-            </w:r>
-            <w:proofErr w:type="spellEnd"/>
-            <w:r>
-              <w:rPr>
-                <w:rFonts w:cs="Arial"/>
-                <w:color w:val="000000"/>
-                <w:sz w:val="28"/>
-                <w:szCs w:val="28"/>
-                <w:lang w:bidi="ml-IN"/>
-              </w:rPr>
-              <w:t xml:space="preserve"> for ‘A’</w:t>
+              <w:t xml:space="preserve"> indicated through avagraha for ‘A’</w:t>
             </w:r>
             <w:r>
               <w:rPr>
@@ -10480,13 +10078,7 @@
     </w:r>
     <w:r>
       <w:tab/>
-      <w:t xml:space="preserve">            </w:t>
-    </w:r>
-    <w:r>
-      <w:t xml:space="preserve">                         </w:t>
-    </w:r>
-    <w:r>
-      <w:t xml:space="preserve">          </w:t>
+      <w:t xml:space="preserve">                                               </w:t>
     </w:r>
     <w:r>
       <w:rPr>

--- a/TS-Kramam/TS-1.3/TS 1.3 Tamil Krama Paatam Corrections.docx
+++ b/TS-Kramam/TS-1.3/TS 1.3 Tamil Krama Paatam Corrections.docx
@@ -112,7 +112,27 @@
           <w:szCs w:val="32"/>
           <w:u w:val="single"/>
         </w:rPr>
-        <w:t>31st Jan 2026</w:t>
+        <w:t xml:space="preserve">31st </w:t>
+      </w:r>
+      <w:r>
+        <w:rPr>
+          <w:b/>
+          <w:bCs/>
+          <w:sz w:val="32"/>
+          <w:szCs w:val="32"/>
+          <w:u w:val="single"/>
+        </w:rPr>
+        <w:t>May</w:t>
+      </w:r>
+      <w:r>
+        <w:rPr>
+          <w:b/>
+          <w:bCs/>
+          <w:sz w:val="32"/>
+          <w:szCs w:val="32"/>
+          <w:u w:val="single"/>
+        </w:rPr>
+        <w:t xml:space="preserve"> 2026</w:t>
       </w:r>
     </w:p>
     <w:p>
@@ -304,7 +324,6 @@
               <w:rPr>
                 <w:rFonts w:eastAsia="Times New Roman" w:cs="Arial"/>
                 <w:b/>
-                <w:color w:val="EE0000"/>
                 <w:sz w:val="32"/>
                 <w:szCs w:val="36"/>
                 <w:lang w:val="en-IN" w:eastAsia="en-IN" w:bidi="ml-IN"/>
@@ -314,7 +333,6 @@
               <w:rPr>
                 <w:rFonts w:eastAsia="Times New Roman" w:cs="Arial"/>
                 <w:b/>
-                <w:color w:val="EE0000"/>
                 <w:sz w:val="32"/>
                 <w:szCs w:val="36"/>
                 <w:lang w:val="en-IN" w:eastAsia="en-IN" w:bidi="ml-IN"/>
@@ -333,7 +351,6 @@
                 <w:rFonts w:cs="Arial"/>
                 <w:b/>
                 <w:bCs/>
-                <w:color w:val="EE0000"/>
                 <w:sz w:val="32"/>
                 <w:szCs w:val="40"/>
                 <w:lang w:bidi="ml-IN"/>
@@ -344,7 +361,6 @@
                 <w:rFonts w:cs="Arial"/>
                 <w:b/>
                 <w:bCs/>
-                <w:color w:val="EE0000"/>
                 <w:sz w:val="32"/>
                 <w:szCs w:val="40"/>
                 <w:lang w:bidi="ml-IN"/>
@@ -365,7 +381,6 @@
               <w:rPr>
                 <w:rFonts w:eastAsia="Times New Roman" w:cs="Arial"/>
                 <w:b/>
-                <w:color w:val="EE0000"/>
                 <w:sz w:val="32"/>
                 <w:szCs w:val="36"/>
                 <w:lang w:val="en-IN" w:eastAsia="en-IN" w:bidi="ml-IN"/>
@@ -376,7 +391,6 @@
                 <w:rFonts w:cs="Arial"/>
                 <w:b/>
                 <w:bCs/>
-                <w:color w:val="EE0000"/>
                 <w:sz w:val="32"/>
                 <w:szCs w:val="40"/>
                 <w:lang w:bidi="ml-IN"/>
@@ -398,7 +412,6 @@
               <w:spacing w:before="0" w:line="240" w:lineRule="auto"/>
               <w:rPr>
                 <w:rFonts w:ascii="BRH Malayalam Extra" w:eastAsia="Times New Roman" w:hAnsi="BRH Malayalam Extra" w:cs="BRH Malayalam Extra"/>
-                <w:color w:val="EE0000"/>
                 <w:sz w:val="40"/>
                 <w:szCs w:val="40"/>
                 <w:lang w:eastAsia="en-IN" w:bidi="ml-IN"/>
@@ -407,7 +420,6 @@
             <w:r>
               <w:rPr>
                 <w:rFonts w:ascii="Latha" w:hAnsi="Latha" w:cs="Latha"/>
-                <w:color w:val="EE0000"/>
                 <w:szCs w:val="24"/>
                 <w:cs/>
                 <w:lang w:bidi="ta-IN"/>
@@ -418,7 +430,6 @@
               <w:rPr>
                 <w:rFonts w:ascii="BRH Tamil Tab Extra" w:hAnsi="BRH Tamil Tab Extra" w:cs="Latha"/>
                 <w:b/>
-                <w:color w:val="EE0000"/>
                 <w:sz w:val="32"/>
                 <w:szCs w:val="24"/>
                 <w:lang w:bidi="ta-IN"/>
@@ -428,7 +439,6 @@
             <w:r>
               <w:rPr>
                 <w:rFonts w:ascii="Latha" w:hAnsi="Latha" w:cs="Latha"/>
-                <w:color w:val="EE0000"/>
                 <w:szCs w:val="24"/>
                 <w:cs/>
                 <w:lang w:bidi="ta-IN"/>
@@ -440,7 +450,6 @@
                 <w:rFonts w:ascii="Latha" w:hAnsi="Latha" w:cs="Latha"/>
                 <w:b/>
                 <w:bCs/>
-                <w:color w:val="EE0000"/>
                 <w:position w:val="-12"/>
                 <w:szCs w:val="24"/>
                 <w:cs/>
@@ -451,7 +460,6 @@
             <w:r>
               <w:rPr>
                 <w:rFonts w:ascii="Latha" w:hAnsi="Latha" w:cs="Latha"/>
-                <w:color w:val="EE0000"/>
                 <w:szCs w:val="24"/>
                 <w:cs/>
                 <w:lang w:bidi="ta-IN"/>
@@ -462,7 +470,6 @@
               <w:rPr>
                 <w:rFonts w:ascii="BRH Tamil Tab Extra" w:hAnsi="BRH Tamil Tab Extra" w:cs="Latha"/>
                 <w:b/>
-                <w:color w:val="EE0000"/>
                 <w:sz w:val="28"/>
                 <w:szCs w:val="24"/>
                 <w:lang w:bidi="ta-IN"/>
@@ -472,7 +479,6 @@
             <w:r>
               <w:rPr>
                 <w:rFonts w:ascii="Latha" w:hAnsi="Latha" w:cs="Latha"/>
-                <w:color w:val="EE0000"/>
                 <w:szCs w:val="24"/>
                 <w:cs/>
                 <w:lang w:bidi="ta-IN"/>
@@ -482,7 +488,6 @@
             <w:r>
               <w:rPr>
                 <w:rFonts w:ascii="Latha" w:hAnsi="Latha" w:cs="Latha"/>
-                <w:color w:val="EE0000"/>
                 <w:szCs w:val="24"/>
                 <w:highlight w:val="yellow"/>
                 <w:cs/>
@@ -494,7 +499,6 @@
               <w:rPr>
                 <w:rFonts w:ascii="BRH Tamil Tab Extra" w:hAnsi="BRH Tamil Tab Extra" w:cs="Latha"/>
                 <w:b/>
-                <w:color w:val="EE0000"/>
                 <w:sz w:val="32"/>
                 <w:szCs w:val="24"/>
                 <w:lang w:bidi="ta-IN"/>
@@ -504,7 +508,6 @@
             <w:r>
               <w:rPr>
                 <w:rFonts w:ascii="Latha" w:hAnsi="Latha" w:cs="Latha"/>
-                <w:color w:val="EE0000"/>
                 <w:szCs w:val="24"/>
                 <w:cs/>
                 <w:lang w:bidi="ta-IN"/>
@@ -516,7 +519,6 @@
                 <w:rFonts w:ascii="Latha" w:hAnsi="Latha" w:cs="Latha"/>
                 <w:b/>
                 <w:bCs/>
-                <w:color w:val="EE0000"/>
                 <w:sz w:val="28"/>
                 <w:szCs w:val="28"/>
                 <w:cs/>
@@ -527,7 +529,6 @@
             <w:r>
               <w:rPr>
                 <w:rFonts w:ascii="Latha" w:hAnsi="Latha" w:cs="Latha"/>
-                <w:color w:val="EE0000"/>
                 <w:szCs w:val="24"/>
                 <w:cs/>
                 <w:lang w:bidi="ta-IN"/>
@@ -537,7 +538,6 @@
             <w:r>
               <w:rPr>
                 <w:rFonts w:ascii="Latha" w:hAnsi="Latha" w:cs="Latha"/>
-                <w:color w:val="EE0000"/>
                 <w:szCs w:val="24"/>
                 <w:lang w:bidi="ta-IN"/>
               </w:rPr>
@@ -546,7 +546,6 @@
             <w:r>
               <w:rPr>
                 <w:rFonts w:ascii="Latha" w:hAnsi="Latha" w:cs="Latha"/>
-                <w:color w:val="EE0000"/>
                 <w:szCs w:val="24"/>
                 <w:cs/>
                 <w:lang w:bidi="ta-IN"/>
@@ -558,7 +557,6 @@
                 <w:rFonts w:ascii="Latha" w:hAnsi="Latha" w:cs="Latha"/>
                 <w:b/>
                 <w:bCs/>
-                <w:color w:val="EE0000"/>
                 <w:position w:val="-12"/>
                 <w:szCs w:val="24"/>
                 <w:cs/>
@@ -569,7 +567,6 @@
             <w:r>
               <w:rPr>
                 <w:rFonts w:ascii="Latha" w:hAnsi="Latha" w:cs="Latha"/>
-                <w:color w:val="EE0000"/>
                 <w:szCs w:val="24"/>
                 <w:cs/>
                 <w:lang w:bidi="ta-IN"/>
@@ -580,7 +577,6 @@
               <w:rPr>
                 <w:rFonts w:ascii="BRH Tamil Tab Extra" w:hAnsi="BRH Tamil Tab Extra" w:cs="Latha"/>
                 <w:b/>
-                <w:color w:val="EE0000"/>
                 <w:sz w:val="28"/>
                 <w:szCs w:val="24"/>
                 <w:lang w:bidi="ta-IN"/>
@@ -590,7 +586,6 @@
             <w:r>
               <w:rPr>
                 <w:rFonts w:ascii="Latha" w:hAnsi="Latha" w:cs="Latha"/>
-                <w:color w:val="EE0000"/>
                 <w:szCs w:val="24"/>
                 <w:cs/>
                 <w:lang w:bidi="ta-IN"/>
@@ -600,7 +595,6 @@
             <w:r>
               <w:rPr>
                 <w:rFonts w:ascii="Latha" w:hAnsi="Latha" w:cs="Latha"/>
-                <w:color w:val="EE0000"/>
                 <w:szCs w:val="24"/>
                 <w:lang w:bidi="ta-IN"/>
               </w:rPr>
@@ -624,7 +618,6 @@
               <w:spacing w:before="0" w:line="240" w:lineRule="auto"/>
               <w:rPr>
                 <w:rFonts w:ascii="BRH Malayalam Extra" w:eastAsia="Times New Roman" w:hAnsi="BRH Malayalam Extra" w:cs="BRH Malayalam Extra"/>
-                <w:color w:val="EE0000"/>
                 <w:sz w:val="40"/>
                 <w:szCs w:val="40"/>
                 <w:lang w:eastAsia="en-IN" w:bidi="ml-IN"/>
@@ -633,7 +626,6 @@
             <w:r>
               <w:rPr>
                 <w:rFonts w:ascii="Latha" w:hAnsi="Latha" w:cs="Latha"/>
-                <w:color w:val="EE0000"/>
                 <w:szCs w:val="24"/>
                 <w:cs/>
                 <w:lang w:bidi="ta-IN"/>
@@ -644,7 +636,6 @@
               <w:rPr>
                 <w:rFonts w:ascii="BRH Tamil Tab Extra" w:hAnsi="BRH Tamil Tab Extra" w:cs="Latha"/>
                 <w:b/>
-                <w:color w:val="EE0000"/>
                 <w:sz w:val="32"/>
                 <w:szCs w:val="24"/>
                 <w:lang w:bidi="ta-IN"/>
@@ -654,7 +645,6 @@
             <w:r>
               <w:rPr>
                 <w:rFonts w:ascii="Latha" w:hAnsi="Latha" w:cs="Latha"/>
-                <w:color w:val="EE0000"/>
                 <w:szCs w:val="24"/>
                 <w:cs/>
                 <w:lang w:bidi="ta-IN"/>
@@ -666,7 +656,6 @@
                 <w:rFonts w:ascii="Latha" w:hAnsi="Latha" w:cs="Latha"/>
                 <w:b/>
                 <w:bCs/>
-                <w:color w:val="EE0000"/>
                 <w:position w:val="-12"/>
                 <w:szCs w:val="24"/>
                 <w:cs/>
@@ -677,7 +666,6 @@
             <w:r>
               <w:rPr>
                 <w:rFonts w:ascii="Latha" w:hAnsi="Latha" w:cs="Latha"/>
-                <w:color w:val="EE0000"/>
                 <w:szCs w:val="24"/>
                 <w:cs/>
                 <w:lang w:bidi="ta-IN"/>
@@ -688,7 +676,6 @@
               <w:rPr>
                 <w:rFonts w:ascii="BRH Tamil Tab Extra" w:hAnsi="BRH Tamil Tab Extra" w:cs="Latha"/>
                 <w:b/>
-                <w:color w:val="EE0000"/>
                 <w:sz w:val="28"/>
                 <w:szCs w:val="24"/>
                 <w:lang w:bidi="ta-IN"/>
@@ -698,7 +685,6 @@
             <w:r>
               <w:rPr>
                 <w:rFonts w:ascii="Latha" w:hAnsi="Latha" w:cs="Latha"/>
-                <w:color w:val="EE0000"/>
                 <w:szCs w:val="24"/>
                 <w:cs/>
                 <w:lang w:bidi="ta-IN"/>
@@ -708,7 +694,6 @@
             <w:r>
               <w:rPr>
                 <w:rFonts w:ascii="Latha" w:hAnsi="Latha" w:cs="Latha"/>
-                <w:color w:val="EE0000"/>
                 <w:szCs w:val="24"/>
                 <w:highlight w:val="green"/>
                 <w:cs/>
@@ -720,7 +705,6 @@
               <w:rPr>
                 <w:rFonts w:ascii="BRH Tamil Tab Extra" w:hAnsi="BRH Tamil Tab Extra" w:cs="Latha"/>
                 <w:b/>
-                <w:color w:val="EE0000"/>
                 <w:sz w:val="32"/>
                 <w:szCs w:val="24"/>
                 <w:lang w:bidi="ta-IN"/>
@@ -732,7 +716,6 @@
                 <w:rFonts w:ascii="Latha" w:hAnsi="Latha" w:cs="Latha"/>
                 <w:b/>
                 <w:bCs/>
-                <w:color w:val="EE0000"/>
                 <w:sz w:val="28"/>
                 <w:szCs w:val="28"/>
                 <w:cs/>
@@ -743,7 +726,6 @@
             <w:r>
               <w:rPr>
                 <w:rFonts w:ascii="Latha" w:hAnsi="Latha" w:cs="Latha"/>
-                <w:color w:val="EE0000"/>
                 <w:szCs w:val="24"/>
                 <w:cs/>
                 <w:lang w:bidi="ta-IN"/>
@@ -753,7 +735,6 @@
             <w:r>
               <w:rPr>
                 <w:rFonts w:ascii="Latha" w:hAnsi="Latha" w:cs="Latha"/>
-                <w:color w:val="EE0000"/>
                 <w:szCs w:val="24"/>
                 <w:lang w:bidi="ta-IN"/>
               </w:rPr>
@@ -762,7 +743,6 @@
             <w:r>
               <w:rPr>
                 <w:rFonts w:ascii="Latha" w:hAnsi="Latha" w:cs="Latha"/>
-                <w:color w:val="EE0000"/>
                 <w:szCs w:val="24"/>
                 <w:cs/>
                 <w:lang w:bidi="ta-IN"/>
@@ -774,7 +754,6 @@
                 <w:rFonts w:ascii="Latha" w:hAnsi="Latha" w:cs="Latha"/>
                 <w:b/>
                 <w:bCs/>
-                <w:color w:val="EE0000"/>
                 <w:position w:val="-12"/>
                 <w:szCs w:val="24"/>
                 <w:cs/>
@@ -785,7 +764,6 @@
             <w:r>
               <w:rPr>
                 <w:rFonts w:ascii="Latha" w:hAnsi="Latha" w:cs="Latha"/>
-                <w:color w:val="EE0000"/>
                 <w:szCs w:val="24"/>
                 <w:cs/>
                 <w:lang w:bidi="ta-IN"/>
@@ -796,7 +774,6 @@
               <w:rPr>
                 <w:rFonts w:ascii="BRH Tamil Tab Extra" w:hAnsi="BRH Tamil Tab Extra" w:cs="Latha"/>
                 <w:b/>
-                <w:color w:val="EE0000"/>
                 <w:sz w:val="28"/>
                 <w:szCs w:val="24"/>
                 <w:lang w:bidi="ta-IN"/>
@@ -806,7 +783,6 @@
             <w:r>
               <w:rPr>
                 <w:rFonts w:ascii="Latha" w:hAnsi="Latha" w:cs="Latha"/>
-                <w:color w:val="EE0000"/>
                 <w:szCs w:val="24"/>
                 <w:cs/>
                 <w:lang w:bidi="ta-IN"/>
@@ -816,7 +792,6 @@
             <w:r>
               <w:rPr>
                 <w:rFonts w:ascii="Latha" w:hAnsi="Latha" w:cs="Latha"/>
-                <w:color w:val="EE0000"/>
                 <w:szCs w:val="24"/>
                 <w:lang w:bidi="ta-IN"/>
               </w:rPr>
@@ -1451,84 +1426,6 @@
         </w:rPr>
         <w:t>==================</w:t>
       </w:r>
-    </w:p>
-    <w:p>
-      <w:pPr>
-        <w:spacing w:before="0" w:line="240" w:lineRule="auto"/>
-        <w:jc w:val="center"/>
-        <w:rPr>
-          <w:b/>
-          <w:bCs/>
-          <w:sz w:val="32"/>
-          <w:szCs w:val="32"/>
-          <w:u w:val="single"/>
-        </w:rPr>
-      </w:pPr>
-    </w:p>
-    <w:p>
-      <w:pPr>
-        <w:spacing w:before="0" w:line="240" w:lineRule="auto"/>
-        <w:jc w:val="center"/>
-        <w:rPr>
-          <w:b/>
-          <w:bCs/>
-          <w:sz w:val="32"/>
-          <w:szCs w:val="32"/>
-          <w:u w:val="single"/>
-        </w:rPr>
-      </w:pPr>
-    </w:p>
-    <w:p>
-      <w:pPr>
-        <w:spacing w:before="0" w:line="240" w:lineRule="auto"/>
-        <w:jc w:val="center"/>
-        <w:rPr>
-          <w:b/>
-          <w:bCs/>
-          <w:sz w:val="32"/>
-          <w:szCs w:val="32"/>
-          <w:u w:val="single"/>
-        </w:rPr>
-      </w:pPr>
-    </w:p>
-    <w:p>
-      <w:pPr>
-        <w:spacing w:before="0" w:line="240" w:lineRule="auto"/>
-        <w:jc w:val="center"/>
-        <w:rPr>
-          <w:b/>
-          <w:bCs/>
-          <w:sz w:val="32"/>
-          <w:szCs w:val="32"/>
-          <w:u w:val="single"/>
-        </w:rPr>
-      </w:pPr>
-    </w:p>
-    <w:p>
-      <w:pPr>
-        <w:spacing w:before="0" w:line="240" w:lineRule="auto"/>
-        <w:jc w:val="center"/>
-        <w:rPr>
-          <w:b/>
-          <w:bCs/>
-          <w:sz w:val="32"/>
-          <w:szCs w:val="32"/>
-          <w:u w:val="single"/>
-        </w:rPr>
-      </w:pPr>
-    </w:p>
-    <w:p>
-      <w:pPr>
-        <w:spacing w:before="0" w:line="240" w:lineRule="auto"/>
-        <w:jc w:val="center"/>
-        <w:rPr>
-          <w:b/>
-          <w:bCs/>
-          <w:sz w:val="32"/>
-          <w:szCs w:val="32"/>
-          <w:u w:val="single"/>
-        </w:rPr>
-      </w:pPr>
     </w:p>
     <w:p>
       <w:pPr>
@@ -1871,7 +1768,6 @@
                 <w:szCs w:val="36"/>
                 <w:lang w:bidi="ml-IN"/>
               </w:rPr>
-              <w:lastRenderedPageBreak/>
               <w:t>None</w:t>
             </w:r>
           </w:p>
@@ -1988,7 +1884,10 @@
           <w:u w:val="single"/>
         </w:rPr>
       </w:pPr>
-      <w:r>
+    </w:p>
+    <w:p>
+      <w:pPr>
+        <w:jc w:val="center"/>
         <w:rPr>
           <w:b/>
           <w:bCs/>
@@ -1996,6 +1895,16 @@
           <w:szCs w:val="32"/>
           <w:u w:val="single"/>
         </w:rPr>
+      </w:pPr>
+      <w:r>
+        <w:rPr>
+          <w:b/>
+          <w:bCs/>
+          <w:sz w:val="32"/>
+          <w:szCs w:val="32"/>
+          <w:u w:val="single"/>
+        </w:rPr>
+        <w:lastRenderedPageBreak/>
         <w:t xml:space="preserve">TS </w:t>
       </w:r>
       <w:r>
@@ -2018,6 +1927,7 @@
         </w:rPr>
         <w:t xml:space="preserve"> Paatam – TS 1.3 </w:t>
       </w:r>
+      <w:proofErr w:type="gramStart"/>
       <w:r>
         <w:rPr>
           <w:b/>
@@ -2046,7 +1956,18 @@
           <w:szCs w:val="32"/>
           <w:u w:val="single"/>
         </w:rPr>
-        <w:t xml:space="preserve"> Corrections –</w:t>
+        <w:t xml:space="preserve"> Corrections</w:t>
+      </w:r>
+      <w:proofErr w:type="gramEnd"/>
+      <w:r>
+        <w:rPr>
+          <w:b/>
+          <w:bCs/>
+          <w:sz w:val="32"/>
+          <w:szCs w:val="32"/>
+          <w:u w:val="single"/>
+        </w:rPr>
+        <w:t xml:space="preserve"> –</w:t>
       </w:r>
       <w:r>
         <w:rPr>
@@ -4210,6 +4131,29 @@
     </w:tbl>
     <w:p>
       <w:pPr>
+        <w:spacing w:before="0" w:line="240" w:lineRule="auto"/>
+        <w:jc w:val="center"/>
+        <w:rPr>
+          <w:b/>
+          <w:bCs/>
+          <w:sz w:val="32"/>
+          <w:szCs w:val="32"/>
+          <w:u w:val="single"/>
+        </w:rPr>
+      </w:pPr>
+      <w:r>
+        <w:rPr>
+          <w:b/>
+          <w:bCs/>
+          <w:sz w:val="32"/>
+          <w:szCs w:val="32"/>
+          <w:u w:val="single"/>
+        </w:rPr>
+        <w:t>==================</w:t>
+      </w:r>
+    </w:p>
+    <w:p>
+      <w:pPr>
         <w:jc w:val="center"/>
         <w:rPr>
           <w:b/>
@@ -4231,7 +4175,10 @@
           <w:u w:val="single"/>
         </w:rPr>
       </w:pPr>
-      <w:r>
+    </w:p>
+    <w:p>
+      <w:pPr>
+        <w:jc w:val="center"/>
         <w:rPr>
           <w:b/>
           <w:bCs/>
@@ -4239,6 +4186,52 @@
           <w:szCs w:val="32"/>
           <w:u w:val="single"/>
         </w:rPr>
+      </w:pPr>
+    </w:p>
+    <w:p>
+      <w:pPr>
+        <w:jc w:val="center"/>
+        <w:rPr>
+          <w:b/>
+          <w:bCs/>
+          <w:sz w:val="32"/>
+          <w:szCs w:val="32"/>
+          <w:u w:val="single"/>
+        </w:rPr>
+      </w:pPr>
+    </w:p>
+    <w:p>
+      <w:pPr>
+        <w:jc w:val="center"/>
+        <w:rPr>
+          <w:b/>
+          <w:bCs/>
+          <w:sz w:val="32"/>
+          <w:szCs w:val="32"/>
+          <w:u w:val="single"/>
+        </w:rPr>
+      </w:pPr>
+    </w:p>
+    <w:p>
+      <w:pPr>
+        <w:jc w:val="center"/>
+        <w:rPr>
+          <w:b/>
+          <w:bCs/>
+          <w:sz w:val="32"/>
+          <w:szCs w:val="32"/>
+          <w:u w:val="single"/>
+        </w:rPr>
+      </w:pPr>
+      <w:r>
+        <w:rPr>
+          <w:b/>
+          <w:bCs/>
+          <w:sz w:val="32"/>
+          <w:szCs w:val="32"/>
+          <w:u w:val="single"/>
+        </w:rPr>
+        <w:lastRenderedPageBreak/>
         <w:t xml:space="preserve">TS </w:t>
       </w:r>
       <w:r>
@@ -4325,7 +4318,6 @@
           <w:b/>
           <w:bCs/>
         </w:rPr>
-        <w:lastRenderedPageBreak/>
         <w:t>(ignore those which are already incorporated in your book’s version and date)</w:t>
       </w:r>
     </w:p>
@@ -5228,6 +5220,7 @@
     <w:p>
       <w:pPr>
         <w:spacing w:before="0" w:line="240" w:lineRule="auto"/>
+        <w:jc w:val="center"/>
         <w:rPr>
           <w:b/>
           <w:bCs/>
@@ -5244,11 +5237,12 @@
           <w:szCs w:val="32"/>
           <w:u w:val="single"/>
         </w:rPr>
-        <w:br w:type="page"/>
+        <w:t>==================</w:t>
       </w:r>
     </w:p>
     <w:p>
       <w:pPr>
+        <w:spacing w:before="0" w:line="240" w:lineRule="auto"/>
         <w:jc w:val="center"/>
         <w:rPr>
           <w:b/>
@@ -5258,7 +5252,11 @@
           <w:u w:val="single"/>
         </w:rPr>
       </w:pPr>
-      <w:r>
+    </w:p>
+    <w:p>
+      <w:pPr>
+        <w:spacing w:before="0" w:line="240" w:lineRule="auto"/>
+        <w:jc w:val="center"/>
         <w:rPr>
           <w:b/>
           <w:bCs/>
@@ -5266,7 +5264,15 @@
           <w:szCs w:val="32"/>
           <w:u w:val="single"/>
         </w:rPr>
-        <w:lastRenderedPageBreak/>
+      </w:pPr>
+      <w:r>
+        <w:rPr>
+          <w:b/>
+          <w:bCs/>
+          <w:sz w:val="32"/>
+          <w:szCs w:val="32"/>
+          <w:u w:val="single"/>
+        </w:rPr>
         <w:t xml:space="preserve">TS </w:t>
       </w:r>
       <w:r>
@@ -8102,6 +8108,29 @@
     </w:tbl>
     <w:p>
       <w:pPr>
+        <w:spacing w:before="0" w:line="240" w:lineRule="auto"/>
+        <w:jc w:val="center"/>
+        <w:rPr>
+          <w:b/>
+          <w:bCs/>
+          <w:sz w:val="32"/>
+          <w:szCs w:val="32"/>
+          <w:u w:val="single"/>
+        </w:rPr>
+      </w:pPr>
+      <w:r>
+        <w:rPr>
+          <w:b/>
+          <w:bCs/>
+          <w:sz w:val="32"/>
+          <w:szCs w:val="32"/>
+          <w:u w:val="single"/>
+        </w:rPr>
+        <w:t>==================</w:t>
+      </w:r>
+    </w:p>
+    <w:p>
+      <w:pPr>
         <w:jc w:val="center"/>
         <w:rPr>
           <w:b/>
@@ -10012,6 +10041,29 @@
         </w:tc>
       </w:tr>
     </w:tbl>
+    <w:p>
+      <w:pPr>
+        <w:spacing w:before="0" w:line="240" w:lineRule="auto"/>
+        <w:jc w:val="center"/>
+        <w:rPr>
+          <w:b/>
+          <w:bCs/>
+          <w:sz w:val="32"/>
+          <w:szCs w:val="32"/>
+          <w:u w:val="single"/>
+        </w:rPr>
+      </w:pPr>
+      <w:r>
+        <w:rPr>
+          <w:b/>
+          <w:bCs/>
+          <w:sz w:val="32"/>
+          <w:szCs w:val="32"/>
+          <w:u w:val="single"/>
+        </w:rPr>
+        <w:t>==================</w:t>
+      </w:r>
+    </w:p>
     <w:p/>
     <w:sectPr>
       <w:headerReference w:type="even" r:id="rId7"/>

--- a/TS-Kramam/TS-1.3/TS 1.3 Tamil Krama Paatam Corrections.docx
+++ b/TS-Kramam/TS-1.3/TS 1.3 Tamil Krama Paatam Corrections.docx
@@ -324,8 +324,8 @@
               <w:rPr>
                 <w:rFonts w:eastAsia="Times New Roman" w:cs="Arial"/>
                 <w:b/>
-                <w:sz w:val="32"/>
-                <w:szCs w:val="36"/>
+                <w:sz w:val="28"/>
+                <w:szCs w:val="28"/>
                 <w:lang w:val="en-IN" w:eastAsia="en-IN" w:bidi="ml-IN"/>
               </w:rPr>
             </w:pPr>
@@ -333,8 +333,8 @@
               <w:rPr>
                 <w:rFonts w:eastAsia="Times New Roman" w:cs="Arial"/>
                 <w:b/>
-                <w:sz w:val="32"/>
-                <w:szCs w:val="36"/>
+                <w:sz w:val="28"/>
+                <w:szCs w:val="28"/>
                 <w:lang w:val="en-IN" w:eastAsia="en-IN" w:bidi="ml-IN"/>
               </w:rPr>
               <w:t>T.S.1.3.9.2 - Kramam</w:t>
@@ -351,8 +351,8 @@
                 <w:rFonts w:cs="Arial"/>
                 <w:b/>
                 <w:bCs/>
-                <w:sz w:val="32"/>
-                <w:szCs w:val="40"/>
+                <w:sz w:val="28"/>
+                <w:szCs w:val="28"/>
                 <w:lang w:bidi="ml-IN"/>
               </w:rPr>
             </w:pPr>
@@ -361,8 +361,8 @@
                 <w:rFonts w:cs="Arial"/>
                 <w:b/>
                 <w:bCs/>
-                <w:sz w:val="32"/>
-                <w:szCs w:val="40"/>
+                <w:sz w:val="28"/>
+                <w:szCs w:val="28"/>
                 <w:lang w:bidi="ml-IN"/>
               </w:rPr>
               <w:t>Krama Vaakyam No. 8</w:t>
@@ -381,8 +381,8 @@
               <w:rPr>
                 <w:rFonts w:eastAsia="Times New Roman" w:cs="Arial"/>
                 <w:b/>
-                <w:sz w:val="32"/>
-                <w:szCs w:val="36"/>
+                <w:sz w:val="28"/>
+                <w:szCs w:val="28"/>
                 <w:lang w:val="en-IN" w:eastAsia="en-IN" w:bidi="ml-IN"/>
               </w:rPr>
             </w:pPr>
@@ -391,8 +391,8 @@
                 <w:rFonts w:cs="Arial"/>
                 <w:b/>
                 <w:bCs/>
-                <w:sz w:val="32"/>
-                <w:szCs w:val="40"/>
+                <w:sz w:val="28"/>
+                <w:szCs w:val="28"/>
                 <w:lang w:bidi="ml-IN"/>
               </w:rPr>
               <w:t>Panchaati No. 17</w:t>
@@ -420,26 +420,118 @@
             <w:r>
               <w:rPr>
                 <w:rFonts w:ascii="Latha" w:hAnsi="Latha" w:cs="Latha"/>
+                <w:sz w:val="28"/>
+                <w:szCs w:val="28"/>
+                <w:cs/>
+                <w:lang w:bidi="ta-IN"/>
+              </w:rPr>
+              <w:t>அஹோ</w:t>
+            </w:r>
+            <w:r>
+              <w:rPr>
+                <w:rFonts w:ascii="BRH Tamil Tab Extra" w:hAnsi="BRH Tamil Tab Extra" w:cs="Latha"/>
+                <w:b/>
+                <w:sz w:val="32"/>
                 <w:szCs w:val="24"/>
-                <w:cs/>
-                <w:lang w:bidi="ta-IN"/>
-              </w:rPr>
-              <w:t>அஹோ</w:t>
-            </w:r>
-            <w:r>
-              <w:rPr>
-                <w:rFonts w:ascii="BRH Tamil Tab Extra" w:hAnsi="BRH Tamil Tab Extra" w:cs="Latha"/>
-                <w:b/>
-                <w:sz w:val="32"/>
+                <w:lang w:bidi="ta-IN"/>
+              </w:rPr>
+              <w:t>‡</w:t>
+            </w:r>
+            <w:r>
+              <w:rPr>
+                <w:rFonts w:ascii="Latha" w:hAnsi="Latha" w:cs="Latha"/>
+                <w:sz w:val="28"/>
+                <w:szCs w:val="28"/>
+                <w:cs/>
+                <w:lang w:bidi="ta-IN"/>
+              </w:rPr>
+              <w:t>ப்4யா</w:t>
+            </w:r>
+            <w:r>
+              <w:rPr>
+                <w:rFonts w:ascii="BRH Tamil Tab Extra" w:hAnsi="BRH Tamil Tab Extra" w:cs="Latha"/>
+                <w:b/>
+                <w:sz w:val="28"/>
                 <w:szCs w:val="24"/>
                 <w:lang w:bidi="ta-IN"/>
               </w:rPr>
-              <w:t>‡</w:t>
-            </w:r>
-            <w:r>
-              <w:rPr>
-                <w:rFonts w:ascii="Latha" w:hAnsi="Latha" w:cs="Latha"/>
+              <w:t>…</w:t>
+            </w:r>
+            <w:r>
+              <w:rPr>
+                <w:rFonts w:ascii="Latha" w:hAnsi="Latha" w:cs="Latha"/>
+                <w:sz w:val="28"/>
+                <w:szCs w:val="28"/>
+                <w:cs/>
+                <w:lang w:bidi="ta-IN"/>
+              </w:rPr>
+              <w:t>மித்</w:t>
+            </w:r>
+            <w:r>
+              <w:rPr>
+                <w:rFonts w:ascii="Latha" w:hAnsi="Latha" w:cs="Latha"/>
+                <w:sz w:val="28"/>
+                <w:szCs w:val="28"/>
+                <w:highlight w:val="yellow"/>
+                <w:cs/>
+                <w:lang w:bidi="ta-IN"/>
+              </w:rPr>
+              <w:t>ய</w:t>
+            </w:r>
+            <w:r>
+              <w:rPr>
+                <w:rFonts w:ascii="BRH Tamil Tab Extra" w:hAnsi="BRH Tamil Tab Extra" w:cs="Latha"/>
+                <w:b/>
+                <w:sz w:val="32"/>
                 <w:szCs w:val="24"/>
+                <w:lang w:bidi="ta-IN"/>
+              </w:rPr>
+              <w:t>†</w:t>
+            </w:r>
+            <w:r>
+              <w:rPr>
+                <w:rFonts w:ascii="Latha" w:hAnsi="Latha" w:cs="Latha"/>
+                <w:sz w:val="28"/>
+                <w:szCs w:val="28"/>
+                <w:cs/>
+                <w:lang w:bidi="ta-IN"/>
+              </w:rPr>
+              <w:t>ஹ</w:t>
+            </w:r>
+            <w:r>
+              <w:rPr>
+                <w:rFonts w:ascii="Latha" w:hAnsi="Latha" w:cs="Latha"/>
+                <w:b/>
+                <w:bCs/>
+                <w:sz w:val="28"/>
+                <w:szCs w:val="28"/>
+                <w:cs/>
+                <w:lang w:bidi="ta-IN"/>
+              </w:rPr>
+              <w:t>:</w:t>
+            </w:r>
+            <w:r>
+              <w:rPr>
+                <w:rFonts w:ascii="Latha" w:hAnsi="Latha" w:cs="Latha"/>
+                <w:szCs w:val="24"/>
+                <w:cs/>
+                <w:lang w:bidi="ta-IN"/>
+              </w:rPr>
+              <w:t xml:space="preserve"> </w:t>
+            </w:r>
+            <w:r>
+              <w:rPr>
+                <w:rFonts w:ascii="Latha" w:hAnsi="Latha" w:cs="Latha"/>
+                <w:szCs w:val="24"/>
+                <w:lang w:bidi="ta-IN"/>
+              </w:rPr>
+              <w:t xml:space="preserve">- </w:t>
+            </w:r>
+            <w:r>
+              <w:rPr>
+                <w:rFonts w:ascii="Latha" w:hAnsi="Latha" w:cs="Latha"/>
+                <w:sz w:val="28"/>
+                <w:szCs w:val="28"/>
                 <w:cs/>
                 <w:lang w:bidi="ta-IN"/>
               </w:rPr>
@@ -451,11 +543,42 @@
                 <w:b/>
                 <w:bCs/>
                 <w:position w:val="-12"/>
+                <w:sz w:val="28"/>
+                <w:szCs w:val="28"/>
+                <w:cs/>
+                <w:lang w:bidi="ta-IN"/>
+              </w:rPr>
+              <w:t>4</w:t>
+            </w:r>
+            <w:r>
+              <w:rPr>
+                <w:rFonts w:ascii="Latha" w:hAnsi="Latha" w:cs="Latha"/>
+                <w:sz w:val="28"/>
+                <w:szCs w:val="28"/>
+                <w:cs/>
+                <w:lang w:bidi="ta-IN"/>
+              </w:rPr>
+              <w:t>யா</w:t>
+            </w:r>
+            <w:r>
+              <w:rPr>
+                <w:rFonts w:ascii="BRH Tamil Tab Extra" w:hAnsi="BRH Tamil Tab Extra" w:cs="Latha"/>
+                <w:b/>
+                <w:sz w:val="28"/>
                 <w:szCs w:val="24"/>
-                <w:cs/>
-                <w:lang w:bidi="ta-IN"/>
-              </w:rPr>
-              <w:t>4</w:t>
+                <w:lang w:bidi="ta-IN"/>
+              </w:rPr>
+              <w:t>…</w:t>
+            </w:r>
+            <w:r>
+              <w:rPr>
+                <w:rFonts w:ascii="Latha" w:hAnsi="Latha" w:cs="Latha"/>
+                <w:sz w:val="28"/>
+                <w:szCs w:val="28"/>
+                <w:cs/>
+                <w:lang w:bidi="ta-IN"/>
+              </w:rPr>
+              <w:t>ம்</w:t>
             </w:r>
             <w:r>
               <w:rPr>
@@ -464,133 +587,7 @@
                 <w:cs/>
                 <w:lang w:bidi="ta-IN"/>
               </w:rPr>
-              <w:t>யா</w:t>
-            </w:r>
-            <w:r>
-              <w:rPr>
-                <w:rFonts w:ascii="BRH Tamil Tab Extra" w:hAnsi="BRH Tamil Tab Extra" w:cs="Latha"/>
-                <w:b/>
-                <w:sz w:val="28"/>
-                <w:szCs w:val="24"/>
-                <w:lang w:bidi="ta-IN"/>
-              </w:rPr>
-              <w:t>…</w:t>
-            </w:r>
-            <w:r>
-              <w:rPr>
-                <w:rFonts w:ascii="Latha" w:hAnsi="Latha" w:cs="Latha"/>
-                <w:szCs w:val="24"/>
-                <w:cs/>
-                <w:lang w:bidi="ta-IN"/>
-              </w:rPr>
-              <w:t>மித்</w:t>
-            </w:r>
-            <w:r>
-              <w:rPr>
-                <w:rFonts w:ascii="Latha" w:hAnsi="Latha" w:cs="Latha"/>
-                <w:szCs w:val="24"/>
-                <w:highlight w:val="yellow"/>
-                <w:cs/>
-                <w:lang w:bidi="ta-IN"/>
-              </w:rPr>
-              <w:t>ய</w:t>
-            </w:r>
-            <w:r>
-              <w:rPr>
-                <w:rFonts w:ascii="BRH Tamil Tab Extra" w:hAnsi="BRH Tamil Tab Extra" w:cs="Latha"/>
-                <w:b/>
-                <w:sz w:val="32"/>
-                <w:szCs w:val="24"/>
-                <w:lang w:bidi="ta-IN"/>
-              </w:rPr>
-              <w:t>†</w:t>
-            </w:r>
-            <w:r>
-              <w:rPr>
-                <w:rFonts w:ascii="Latha" w:hAnsi="Latha" w:cs="Latha"/>
-                <w:szCs w:val="24"/>
-                <w:cs/>
-                <w:lang w:bidi="ta-IN"/>
-              </w:rPr>
-              <w:t>ஹ</w:t>
-            </w:r>
-            <w:r>
-              <w:rPr>
-                <w:rFonts w:ascii="Latha" w:hAnsi="Latha" w:cs="Latha"/>
-                <w:b/>
-                <w:bCs/>
-                <w:sz w:val="28"/>
-                <w:szCs w:val="28"/>
-                <w:cs/>
-                <w:lang w:bidi="ta-IN"/>
-              </w:rPr>
-              <w:t>:</w:t>
-            </w:r>
-            <w:r>
-              <w:rPr>
-                <w:rFonts w:ascii="Latha" w:hAnsi="Latha" w:cs="Latha"/>
-                <w:szCs w:val="24"/>
-                <w:cs/>
-                <w:lang w:bidi="ta-IN"/>
-              </w:rPr>
               <w:t xml:space="preserve"> </w:t>
-            </w:r>
-            <w:r>
-              <w:rPr>
-                <w:rFonts w:ascii="Latha" w:hAnsi="Latha" w:cs="Latha"/>
-                <w:szCs w:val="24"/>
-                <w:lang w:bidi="ta-IN"/>
-              </w:rPr>
-              <w:t xml:space="preserve">- </w:t>
-            </w:r>
-            <w:r>
-              <w:rPr>
-                <w:rFonts w:ascii="Latha" w:hAnsi="Latha" w:cs="Latha"/>
-                <w:szCs w:val="24"/>
-                <w:cs/>
-                <w:lang w:bidi="ta-IN"/>
-              </w:rPr>
-              <w:t>ப்</w:t>
-            </w:r>
-            <w:r>
-              <w:rPr>
-                <w:rFonts w:ascii="Latha" w:hAnsi="Latha" w:cs="Latha"/>
-                <w:b/>
-                <w:bCs/>
-                <w:position w:val="-12"/>
-                <w:szCs w:val="24"/>
-                <w:cs/>
-                <w:lang w:bidi="ta-IN"/>
-              </w:rPr>
-              <w:t>4</w:t>
-            </w:r>
-            <w:r>
-              <w:rPr>
-                <w:rFonts w:ascii="Latha" w:hAnsi="Latha" w:cs="Latha"/>
-                <w:szCs w:val="24"/>
-                <w:cs/>
-                <w:lang w:bidi="ta-IN"/>
-              </w:rPr>
-              <w:t>யா</w:t>
-            </w:r>
-            <w:r>
-              <w:rPr>
-                <w:rFonts w:ascii="BRH Tamil Tab Extra" w:hAnsi="BRH Tamil Tab Extra" w:cs="Latha"/>
-                <w:b/>
-                <w:sz w:val="28"/>
-                <w:szCs w:val="24"/>
-                <w:lang w:bidi="ta-IN"/>
-              </w:rPr>
-              <w:t>…</w:t>
-            </w:r>
-            <w:r>
-              <w:rPr>
-                <w:rFonts w:ascii="Latha" w:hAnsi="Latha" w:cs="Latha"/>
-                <w:szCs w:val="24"/>
-                <w:cs/>
-                <w:lang w:bidi="ta-IN"/>
-              </w:rPr>
-              <w:t xml:space="preserve">ம் </w:t>
             </w:r>
             <w:r>
               <w:rPr>
@@ -626,168 +623,166 @@
             <w:r>
               <w:rPr>
                 <w:rFonts w:ascii="Latha" w:hAnsi="Latha" w:cs="Latha"/>
+                <w:sz w:val="28"/>
+                <w:szCs w:val="28"/>
+                <w:cs/>
+                <w:lang w:bidi="ta-IN"/>
+              </w:rPr>
+              <w:t>அஹோ</w:t>
+            </w:r>
+            <w:r>
+              <w:rPr>
+                <w:rFonts w:ascii="BRH Tamil Tab Extra" w:hAnsi="BRH Tamil Tab Extra" w:cs="Latha"/>
+                <w:b/>
+                <w:sz w:val="32"/>
                 <w:szCs w:val="24"/>
-                <w:cs/>
-                <w:lang w:bidi="ta-IN"/>
-              </w:rPr>
-              <w:t>அஹோ</w:t>
-            </w:r>
-            <w:r>
-              <w:rPr>
-                <w:rFonts w:ascii="BRH Tamil Tab Extra" w:hAnsi="BRH Tamil Tab Extra" w:cs="Latha"/>
-                <w:b/>
-                <w:sz w:val="32"/>
+                <w:lang w:bidi="ta-IN"/>
+              </w:rPr>
+              <w:t>‡</w:t>
+            </w:r>
+            <w:r>
+              <w:rPr>
+                <w:rFonts w:ascii="Latha" w:hAnsi="Latha" w:cs="Latha"/>
+                <w:sz w:val="28"/>
+                <w:szCs w:val="28"/>
+                <w:cs/>
+                <w:lang w:bidi="ta-IN"/>
+              </w:rPr>
+              <w:t>ப்4யா</w:t>
+            </w:r>
+            <w:r>
+              <w:rPr>
+                <w:rFonts w:ascii="BRH Tamil Tab Extra" w:hAnsi="BRH Tamil Tab Extra" w:cs="Latha"/>
+                <w:b/>
+                <w:sz w:val="28"/>
                 <w:szCs w:val="24"/>
                 <w:lang w:bidi="ta-IN"/>
               </w:rPr>
-              <w:t>‡</w:t>
-            </w:r>
-            <w:r>
-              <w:rPr>
-                <w:rFonts w:ascii="Latha" w:hAnsi="Latha" w:cs="Latha"/>
-                <w:szCs w:val="24"/>
-                <w:cs/>
-                <w:lang w:bidi="ta-IN"/>
-              </w:rPr>
-              <w:t>ப்</w:t>
-            </w:r>
-            <w:r>
-              <w:rPr>
-                <w:rFonts w:ascii="Latha" w:hAnsi="Latha" w:cs="Latha"/>
-                <w:b/>
-                <w:bCs/>
-                <w:position w:val="-12"/>
-                <w:szCs w:val="24"/>
-                <w:cs/>
-                <w:lang w:bidi="ta-IN"/>
-              </w:rPr>
-              <w:t>4</w:t>
-            </w:r>
-            <w:r>
-              <w:rPr>
-                <w:rFonts w:ascii="Latha" w:hAnsi="Latha" w:cs="Latha"/>
-                <w:szCs w:val="24"/>
-                <w:cs/>
-                <w:lang w:bidi="ta-IN"/>
-              </w:rPr>
-              <w:t>யா</w:t>
-            </w:r>
-            <w:r>
-              <w:rPr>
-                <w:rFonts w:ascii="BRH Tamil Tab Extra" w:hAnsi="BRH Tamil Tab Extra" w:cs="Latha"/>
-                <w:b/>
-                <w:sz w:val="28"/>
-                <w:szCs w:val="24"/>
-                <w:lang w:bidi="ta-IN"/>
-              </w:rPr>
               <w:t>…</w:t>
             </w:r>
             <w:r>
               <w:rPr>
                 <w:rFonts w:ascii="Latha" w:hAnsi="Latha" w:cs="Latha"/>
-                <w:szCs w:val="24"/>
-                <w:cs/>
-                <w:lang w:bidi="ta-IN"/>
-              </w:rPr>
-              <w:t>மித்ய</w:t>
-            </w:r>
-            <w:r>
-              <w:rPr>
-                <w:rFonts w:ascii="Latha" w:hAnsi="Latha" w:cs="Latha"/>
+                <w:sz w:val="28"/>
+                <w:szCs w:val="28"/>
+                <w:cs/>
+                <w:lang w:bidi="ta-IN"/>
+              </w:rPr>
+              <w:t>மித்</w:t>
+            </w:r>
+            <w:r>
+              <w:rPr>
+                <w:rFonts w:ascii="Latha" w:hAnsi="Latha" w:cs="Latha"/>
+                <w:sz w:val="28"/>
+                <w:szCs w:val="28"/>
+                <w:highlight w:val="green"/>
+                <w:cs/>
+                <w:lang w:bidi="ta-IN"/>
+              </w:rPr>
+              <w:t>யஹ</w:t>
+            </w:r>
+            <w:r>
+              <w:rPr>
+                <w:rFonts w:ascii="BRH Tamil Tab Extra" w:hAnsi="BRH Tamil Tab Extra" w:cs="Latha"/>
+                <w:b/>
+                <w:sz w:val="32"/>
                 <w:szCs w:val="24"/>
                 <w:highlight w:val="green"/>
-                <w:cs/>
-                <w:lang w:bidi="ta-IN"/>
-              </w:rPr>
-              <w:t>ஹ</w:t>
-            </w:r>
-            <w:r>
-              <w:rPr>
-                <w:rFonts w:ascii="BRH Tamil Tab Extra" w:hAnsi="BRH Tamil Tab Extra" w:cs="Latha"/>
-                <w:b/>
-                <w:sz w:val="32"/>
+                <w:lang w:bidi="ta-IN"/>
+              </w:rPr>
+              <w:t>†</w:t>
+            </w:r>
+            <w:r>
+              <w:rPr>
+                <w:rFonts w:ascii="Latha" w:hAnsi="Latha" w:cs="Latha"/>
+                <w:b/>
+                <w:bCs/>
+                <w:sz w:val="28"/>
+                <w:szCs w:val="28"/>
+                <w:highlight w:val="green"/>
+                <w:cs/>
+                <w:lang w:bidi="ta-IN"/>
+              </w:rPr>
+              <w:t>:</w:t>
+            </w:r>
+            <w:r>
+              <w:rPr>
+                <w:rFonts w:ascii="Latha" w:hAnsi="Latha" w:cs="Latha"/>
                 <w:szCs w:val="24"/>
-                <w:lang w:bidi="ta-IN"/>
-              </w:rPr>
-              <w:t>†</w:t>
-            </w:r>
-            <w:r>
-              <w:rPr>
-                <w:rFonts w:ascii="Latha" w:hAnsi="Latha" w:cs="Latha"/>
-                <w:b/>
-                <w:bCs/>
-                <w:sz w:val="28"/>
-                <w:szCs w:val="28"/>
-                <w:cs/>
-                <w:lang w:bidi="ta-IN"/>
-              </w:rPr>
-              <w:t>:</w:t>
+                <w:cs/>
+                <w:lang w:bidi="ta-IN"/>
+              </w:rPr>
+              <w:t xml:space="preserve"> </w:t>
             </w:r>
             <w:r>
               <w:rPr>
                 <w:rFonts w:ascii="Latha" w:hAnsi="Latha" w:cs="Latha"/>
                 <w:szCs w:val="24"/>
+                <w:lang w:bidi="ta-IN"/>
+              </w:rPr>
+              <w:t xml:space="preserve">- </w:t>
+            </w:r>
+            <w:r>
+              <w:rPr>
+                <w:rFonts w:ascii="Latha" w:hAnsi="Latha" w:cs="Latha"/>
+                <w:sz w:val="28"/>
+                <w:szCs w:val="28"/>
+                <w:cs/>
+                <w:lang w:bidi="ta-IN"/>
+              </w:rPr>
+              <w:t>ப்</w:t>
+            </w:r>
+            <w:r>
+              <w:rPr>
+                <w:rFonts w:ascii="Latha" w:hAnsi="Latha" w:cs="Latha"/>
+                <w:b/>
+                <w:bCs/>
+                <w:position w:val="-12"/>
+                <w:sz w:val="28"/>
+                <w:szCs w:val="28"/>
+                <w:cs/>
+                <w:lang w:bidi="ta-IN"/>
+              </w:rPr>
+              <w:t>4</w:t>
+            </w:r>
+            <w:r>
+              <w:rPr>
+                <w:rFonts w:ascii="Latha" w:hAnsi="Latha" w:cs="Latha"/>
+                <w:sz w:val="28"/>
+                <w:szCs w:val="28"/>
+                <w:cs/>
+                <w:lang w:bidi="ta-IN"/>
+              </w:rPr>
+              <w:t>யா</w:t>
+            </w:r>
+            <w:r>
+              <w:rPr>
+                <w:rFonts w:ascii="BRH Tamil Tab Extra" w:hAnsi="BRH Tamil Tab Extra" w:cs="Latha"/>
+                <w:b/>
+                <w:sz w:val="28"/>
+                <w:szCs w:val="24"/>
+                <w:lang w:bidi="ta-IN"/>
+              </w:rPr>
+              <w:t>…</w:t>
+            </w:r>
+            <w:r>
+              <w:rPr>
+                <w:rFonts w:ascii="Latha" w:hAnsi="Latha" w:cs="Latha"/>
+                <w:sz w:val="28"/>
+                <w:szCs w:val="28"/>
+                <w:cs/>
+                <w:lang w:bidi="ta-IN"/>
+              </w:rPr>
+              <w:t>ம்</w:t>
+            </w:r>
+            <w:r>
+              <w:rPr>
+                <w:rFonts w:ascii="Latha" w:hAnsi="Latha" w:cs="Latha"/>
+                <w:szCs w:val="24"/>
                 <w:cs/>
                 <w:lang w:bidi="ta-IN"/>
               </w:rPr>
               <w:t xml:space="preserve"> </w:t>
-            </w:r>
-            <w:r>
-              <w:rPr>
-                <w:rFonts w:ascii="Latha" w:hAnsi="Latha" w:cs="Latha"/>
-                <w:szCs w:val="24"/>
-                <w:lang w:bidi="ta-IN"/>
-              </w:rPr>
-              <w:t xml:space="preserve">- </w:t>
-            </w:r>
-            <w:r>
-              <w:rPr>
-                <w:rFonts w:ascii="Latha" w:hAnsi="Latha" w:cs="Latha"/>
-                <w:szCs w:val="24"/>
-                <w:cs/>
-                <w:lang w:bidi="ta-IN"/>
-              </w:rPr>
-              <w:t>ப்</w:t>
-            </w:r>
-            <w:r>
-              <w:rPr>
-                <w:rFonts w:ascii="Latha" w:hAnsi="Latha" w:cs="Latha"/>
-                <w:b/>
-                <w:bCs/>
-                <w:position w:val="-12"/>
-                <w:szCs w:val="24"/>
-                <w:cs/>
-                <w:lang w:bidi="ta-IN"/>
-              </w:rPr>
-              <w:t>4</w:t>
-            </w:r>
-            <w:r>
-              <w:rPr>
-                <w:rFonts w:ascii="Latha" w:hAnsi="Latha" w:cs="Latha"/>
-                <w:szCs w:val="24"/>
-                <w:cs/>
-                <w:lang w:bidi="ta-IN"/>
-              </w:rPr>
-              <w:t>யா</w:t>
-            </w:r>
-            <w:r>
-              <w:rPr>
-                <w:rFonts w:ascii="BRH Tamil Tab Extra" w:hAnsi="BRH Tamil Tab Extra" w:cs="Latha"/>
-                <w:b/>
-                <w:sz w:val="28"/>
-                <w:szCs w:val="24"/>
-                <w:lang w:bidi="ta-IN"/>
-              </w:rPr>
-              <w:t>…</w:t>
-            </w:r>
-            <w:r>
-              <w:rPr>
-                <w:rFonts w:ascii="Latha" w:hAnsi="Latha" w:cs="Latha"/>
-                <w:szCs w:val="24"/>
-                <w:cs/>
-                <w:lang w:bidi="ta-IN"/>
-              </w:rPr>
-              <w:t xml:space="preserve">ம் </w:t>
             </w:r>
             <w:r>
               <w:rPr>
@@ -822,8 +817,8 @@
                 <w:rFonts w:eastAsia="Times New Roman" w:cs="Arial"/>
                 <w:b/>
                 <w:color w:val="000000"/>
-                <w:sz w:val="32"/>
-                <w:szCs w:val="36"/>
+                <w:sz w:val="28"/>
+                <w:szCs w:val="28"/>
                 <w:lang w:val="en-IN" w:eastAsia="en-IN" w:bidi="ml-IN"/>
               </w:rPr>
             </w:pPr>
@@ -832,55 +827,11 @@
                 <w:rFonts w:eastAsia="Times New Roman" w:cs="Arial"/>
                 <w:b/>
                 <w:color w:val="000000"/>
-                <w:sz w:val="32"/>
-                <w:szCs w:val="36"/>
+                <w:sz w:val="28"/>
+                <w:szCs w:val="28"/>
                 <w:lang w:val="en-IN" w:eastAsia="en-IN" w:bidi="ml-IN"/>
               </w:rPr>
-              <w:t>T.S.1.3.</w:t>
-            </w:r>
-            <w:r>
-              <w:rPr>
-                <w:rFonts w:eastAsia="Times New Roman" w:cs="Arial"/>
-                <w:b/>
-                <w:color w:val="000000"/>
-                <w:sz w:val="32"/>
-                <w:szCs w:val="36"/>
-                <w:lang w:val="en-IN" w:eastAsia="en-IN" w:bidi="ml-IN"/>
-              </w:rPr>
-              <w:t>10</w:t>
-            </w:r>
-            <w:r>
-              <w:rPr>
-                <w:rFonts w:eastAsia="Times New Roman" w:cs="Arial"/>
-                <w:b/>
-                <w:color w:val="000000"/>
-                <w:sz w:val="32"/>
-                <w:szCs w:val="36"/>
-                <w:lang w:val="en-IN" w:eastAsia="en-IN" w:bidi="ml-IN"/>
-              </w:rPr>
-              <w:t>.</w:t>
-            </w:r>
-            <w:r>
-              <w:rPr>
-                <w:rFonts w:eastAsia="Times New Roman" w:cs="Arial"/>
-                <w:b/>
-                <w:color w:val="000000"/>
-                <w:sz w:val="32"/>
-                <w:szCs w:val="36"/>
-                <w:lang w:val="en-IN" w:eastAsia="en-IN" w:bidi="ml-IN"/>
-              </w:rPr>
-              <w:t>2</w:t>
-            </w:r>
-            <w:r>
-              <w:rPr>
-                <w:rFonts w:eastAsia="Times New Roman" w:cs="Arial"/>
-                <w:b/>
-                <w:color w:val="000000"/>
-                <w:sz w:val="32"/>
-                <w:szCs w:val="36"/>
-                <w:lang w:val="en-IN" w:eastAsia="en-IN" w:bidi="ml-IN"/>
-              </w:rPr>
-              <w:t xml:space="preserve"> - Kramam</w:t>
+              <w:t>T.S.1.3.10.2 - Kramam</w:t>
             </w:r>
           </w:p>
           <w:p>
@@ -894,8 +845,8 @@
                 <w:rFonts w:cs="Arial"/>
                 <w:b/>
                 <w:bCs/>
-                <w:sz w:val="32"/>
-                <w:szCs w:val="40"/>
+                <w:sz w:val="28"/>
+                <w:szCs w:val="28"/>
                 <w:lang w:bidi="ml-IN"/>
               </w:rPr>
             </w:pPr>
@@ -904,8 +855,8 @@
                 <w:rFonts w:cs="Arial"/>
                 <w:b/>
                 <w:bCs/>
-                <w:sz w:val="32"/>
-                <w:szCs w:val="40"/>
+                <w:sz w:val="28"/>
+                <w:szCs w:val="28"/>
                 <w:lang w:bidi="ml-IN"/>
               </w:rPr>
               <w:t>Krama Vaakyam No. 3</w:t>
@@ -921,8 +872,8 @@
               <w:rPr>
                 <w:rFonts w:cs="Arial"/>
                 <w:bCs/>
-                <w:sz w:val="36"/>
-                <w:szCs w:val="36"/>
+                <w:sz w:val="28"/>
+                <w:szCs w:val="28"/>
                 <w:lang w:bidi="ml-IN"/>
               </w:rPr>
             </w:pPr>
@@ -931,22 +882,11 @@
                 <w:rFonts w:cs="Arial"/>
                 <w:b/>
                 <w:bCs/>
-                <w:sz w:val="32"/>
-                <w:szCs w:val="40"/>
+                <w:sz w:val="28"/>
+                <w:szCs w:val="28"/>
                 <w:lang w:bidi="ml-IN"/>
               </w:rPr>
-              <w:t>Panchaati No.</w:t>
-            </w:r>
-            <w:r>
-              <w:rPr>
-                <w:rFonts w:cs="Arial"/>
-                <w:b/>
-                <w:bCs/>
-                <w:sz w:val="32"/>
-                <w:szCs w:val="40"/>
-                <w:lang w:bidi="ml-IN"/>
-              </w:rPr>
-              <w:t xml:space="preserve"> 19</w:t>
+              <w:t>Panchaati No. 19</w:t>
             </w:r>
           </w:p>
         </w:tc>
@@ -1927,7 +1867,6 @@
         </w:rPr>
         <w:t xml:space="preserve"> Paatam – TS 1.3 </w:t>
       </w:r>
-      <w:proofErr w:type="gramStart"/>
       <w:r>
         <w:rPr>
           <w:b/>
@@ -1956,18 +1895,7 @@
           <w:szCs w:val="32"/>
           <w:u w:val="single"/>
         </w:rPr>
-        <w:t xml:space="preserve"> Corrections</w:t>
-      </w:r>
-      <w:proofErr w:type="gramEnd"/>
-      <w:r>
-        <w:rPr>
-          <w:b/>
-          <w:bCs/>
-          <w:sz w:val="32"/>
-          <w:szCs w:val="32"/>
-          <w:u w:val="single"/>
-        </w:rPr>
-        <w:t xml:space="preserve"> –</w:t>
+        <w:t xml:space="preserve"> Corrections –</w:t>
       </w:r>
       <w:r>
         <w:rPr>
@@ -4231,7 +4159,6 @@
           <w:szCs w:val="32"/>
           <w:u w:val="single"/>
         </w:rPr>
-        <w:lastRenderedPageBreak/>
         <w:t xml:space="preserve">TS </w:t>
       </w:r>
       <w:r>
@@ -6204,6 +6131,7 @@
                 <w:sz w:val="28"/>
                 <w:szCs w:val="28"/>
               </w:rPr>
+              <w:lastRenderedPageBreak/>
               <w:t>1.3.9.2 Panchaati 17</w:t>
             </w:r>
           </w:p>
@@ -6826,17 +6754,6 @@
           <w:szCs w:val="32"/>
           <w:u w:val="single"/>
         </w:rPr>
-        <w:br w:type="page"/>
-      </w:r>
-      <w:r>
-        <w:rPr>
-          <w:b/>
-          <w:bCs/>
-          <w:sz w:val="32"/>
-          <w:szCs w:val="32"/>
-          <w:u w:val="single"/>
-        </w:rPr>
-        <w:lastRenderedPageBreak/>
         <w:t xml:space="preserve">TS </w:t>
       </w:r>
       <w:r>
